--- a/lib/record-sheet/template.docx
+++ b/lib/record-sheet/template.docx
@@ -2,25 +2,9 @@
 <file path=word/document.xml><?xml version="1.0" encoding="utf-8"?>
 <w:document xmlns:wpc="http://schemas.microsoft.com/office/word/2010/wordprocessingCanvas" xmlns:mc="http://schemas.openxmlformats.org/markup-compatibility/2006" xmlns:o="urn:schemas-microsoft-com:office:office" xmlns:r="http://schemas.openxmlformats.org/officeDocument/2006/relationships" xmlns:m="http://schemas.openxmlformats.org/officeDocument/2006/math" xmlns:v="urn:schemas-microsoft-com:vml" xmlns:wp14="http://schemas.microsoft.com/office/word/2010/wordprocessingDrawing" xmlns:wp="http://schemas.openxmlformats.org/drawingml/2006/wordprocessingDrawing" xmlns:w10="urn:schemas-microsoft-com:office:word" xmlns:w="http://schemas.openxmlformats.org/wordprocessingml/2006/main" xmlns:w14="http://schemas.microsoft.com/office/word/2010/wordml" xmlns:w15="http://schemas.microsoft.com/office/word/2012/wordml" xmlns:wpg="http://schemas.microsoft.com/office/word/2010/wordprocessingGroup" xmlns:wpi="http://schemas.microsoft.com/office/word/2010/wordprocessingInk" xmlns:wne="http://schemas.microsoft.com/office/word/2006/wordml" xmlns:wps="http://schemas.microsoft.com/office/word/2010/wordprocessingShape" xmlns:cx="http://schemas.microsoft.com/office/drawing/2014/chartex" xmlns:cx1="http://schemas.microsoft.com/office/drawing/2015/9/8/chartex" xmlns:cx2="http://schemas.microsoft.com/office/drawing/2015/10/21/chartex" xmlns:cx3="http://schemas.microsoft.com/office/drawing/2016/5/9/chartex" xmlns:cx4="http://schemas.microsoft.com/office/drawing/2016/5/10/chartex" xmlns:cx5="http://schemas.microsoft.com/office/drawing/2016/5/11/chartex" xmlns:cx6="http://schemas.microsoft.com/office/drawing/2016/5/12/chartex" xmlns:cx7="http://schemas.microsoft.com/office/drawing/2016/5/13/chartex" xmlns:cx8="http://schemas.microsoft.com/office/drawing/2016/5/14/chartex" xmlns:aink="http://schemas.microsoft.com/office/drawing/2016/ink" xmlns:am3d="http://schemas.microsoft.com/office/drawing/2017/model3d" xmlns:w16cex="http://schemas.microsoft.com/office/word/2018/wordml/cex" xmlns:w16cid="http://schemas.microsoft.com/office/word/2016/wordml/cid" xmlns:w16="http://schemas.microsoft.com/office/word/2018/wordml" xmlns:w16sdtdh="http://schemas.microsoft.com/office/word/2020/wordml/sdtdatahash" xmlns:w16se="http://schemas.microsoft.com/office/word/2015/wordml/symex" mc:Ignorable="w14 w15 wp14">
   <w:body>
-    <w:p>
-      <w:pPr>
-        <w:spacing w:after="300"/>
-        <w:jc w:val="center"/>
-      </w:pPr>
-      <w:r>
-        <w:rPr>
-          <w:rFonts w:ascii="맑은 고딕" w:cs="맑은 고딕" w:eastAsia="맑은 고딕" w:hAnsi="맑은 고딕"/>
-          <w:b/>
-          <w:bCs/>
-          <w:sz w:val="40"/>
-          <w:szCs w:val="40"/>
-        </w:rPr>
-        <w:t xml:space="preserve">푸르른 스튜디오 촬영 기록표</w:t>
-      </w:r>
-    </w:p>
     <w:tbl>
       <w:tblPr>
-        <w:tblW w:type="dxa" w:w="9026"/>
+        <w:tblW w:type="dxa" w:w="8784"/>
         <w:tblBorders>
           <w:top w:val="single" w:color="auto" w:sz="4"/>
           <w:left w:val="single" w:color="auto" w:sz="4"/>
@@ -31,14 +15,15 @@
         </w:tblBorders>
       </w:tblPr>
       <w:tblGrid>
-        <w:gridCol w:w="2600"/>
-        <w:gridCol w:w="4400"/>
-        <w:gridCol w:w="2026"/>
+        <w:gridCol w:w="2689"/>
+        <w:gridCol w:w="2480"/>
+        <w:gridCol w:w="3615"/>
       </w:tblGrid>
       <w:tr>
         <w:tc>
           <w:tcPr>
-            <w:tcW w:type="dxa" w:w="2600"/>
+            <w:tcW w:type="dxa" w:w="8784"/>
+            <w:gridSpan w:val="3"/>
             <w:tcBorders>
               <w:top w:val="single" w:color="333333" w:sz="4"/>
               <w:left w:val="single" w:color="333333" w:sz="4"/>
@@ -61,18 +46,54 @@
             <w:r>
               <w:rPr>
                 <w:rFonts w:ascii="맑은 고딕" w:cs="맑은 고딕" w:eastAsia="맑은 고딕" w:hAnsi="맑은 고딕"/>
-                <w:b w:val="false"/>
-                <w:bCs w:val="false"/>
-                <w:sz w:val="21"/>
-                <w:szCs w:val="21"/>
-              </w:rPr>
-              <w:t xml:space="preserve">성명</w:t>
-            </w:r>
-          </w:p>
-        </w:tc>
-        <w:tc>
-          <w:tcPr>
-            <w:tcW w:type="dxa" w:w="6426"/>
+                <w:b/>
+                <w:bCs/>
+                <w:sz w:val="36"/>
+                <w:szCs w:val="36"/>
+              </w:rPr>
+              <w:t xml:space="preserve">푸르른 스튜디오 촬영 기록표</w:t>
+            </w:r>
+          </w:p>
+        </w:tc>
+      </w:tr>
+      <w:tr>
+        <w:tc>
+          <w:tcPr>
+            <w:tcW w:type="dxa" w:w="2689"/>
+            <w:tcBorders>
+              <w:top w:val="single" w:color="333333" w:sz="4"/>
+              <w:left w:val="single" w:color="333333" w:sz="4"/>
+              <w:bottom w:val="single" w:color="333333" w:sz="4"/>
+              <w:right w:val="single" w:color="333333" w:sz="4"/>
+            </w:tcBorders>
+            <w:shd w:fill="F2F2F2" w:color="auto" w:val="clear"/>
+            <w:tcMar>
+              <w:top w:type="dxa" w:w="100"/>
+              <w:left w:type="dxa" w:w="100"/>
+              <w:bottom w:type="dxa" w:w="100"/>
+              <w:right w:type="dxa" w:w="100"/>
+            </w:tcMar>
+            <w:vAlign w:val="center"/>
+          </w:tcPr>
+          <w:p>
+            <w:pPr>
+              <w:jc w:val="center"/>
+            </w:pPr>
+            <w:r>
+              <w:rPr>
+                <w:rFonts w:ascii="맑은 고딕" w:cs="맑은 고딕" w:eastAsia="맑은 고딕" w:hAnsi="맑은 고딕"/>
+                <w:b w:val="false"/>
+                <w:bCs w:val="false"/>
+                <w:sz w:val="21"/>
+                <w:szCs w:val="21"/>
+              </w:rPr>
+              <w:t xml:space="preserve">성명*</w:t>
+            </w:r>
+          </w:p>
+        </w:tc>
+        <w:tc>
+          <w:tcPr>
+            <w:tcW w:type="dxa" w:w="6095"/>
             <w:gridSpan w:val="2"/>
             <w:tcBorders>
               <w:top w:val="single" w:color="333333" w:sz="4"/>
@@ -108,7 +129,7 @@
       <w:tr>
         <w:tc>
           <w:tcPr>
-            <w:tcW w:type="dxa" w:w="2600"/>
+            <w:tcW w:type="dxa" w:w="2689"/>
             <w:tcBorders>
               <w:top w:val="single" w:color="333333" w:sz="4"/>
               <w:left w:val="single" w:color="333333" w:sz="4"/>
@@ -136,13 +157,13 @@
                 <w:sz w:val="21"/>
                 <w:szCs w:val="21"/>
               </w:rPr>
-              <w:t xml:space="preserve">생년월일(8자리)</w:t>
-            </w:r>
-          </w:p>
-        </w:tc>
-        <w:tc>
-          <w:tcPr>
-            <w:tcW w:type="dxa" w:w="4400"/>
+              <w:t xml:space="preserve">생년월일(8자리)*</w:t>
+            </w:r>
+          </w:p>
+        </w:tc>
+        <w:tc>
+          <w:tcPr>
+            <w:tcW w:type="dxa" w:w="2480"/>
             <w:tcBorders>
               <w:top w:val="single" w:color="333333" w:sz="4"/>
               <w:left w:val="single" w:color="333333" w:sz="4"/>
@@ -175,7 +196,7 @@
         </w:tc>
         <w:tc>
           <w:tcPr>
-            <w:tcW w:type="dxa" w:w="2026"/>
+            <w:tcW w:type="dxa" w:w="3615"/>
             <w:tcBorders>
               <w:top w:val="single" w:color="333333" w:sz="4"/>
               <w:left w:val="single" w:color="333333" w:sz="4"/>
@@ -210,7 +231,7 @@
       <w:tr>
         <w:tc>
           <w:tcPr>
-            <w:tcW w:type="dxa" w:w="2600"/>
+            <w:tcW w:type="dxa" w:w="2689"/>
             <w:tcBorders>
               <w:top w:val="single" w:color="333333" w:sz="4"/>
               <w:left w:val="single" w:color="333333" w:sz="4"/>
@@ -238,13 +259,13 @@
                 <w:sz w:val="21"/>
                 <w:szCs w:val="21"/>
               </w:rPr>
-              <w:t xml:space="preserve">연락처</w:t>
-            </w:r>
-          </w:p>
-        </w:tc>
-        <w:tc>
-          <w:tcPr>
-            <w:tcW w:type="dxa" w:w="6426"/>
+              <w:t xml:space="preserve">연락처*</w:t>
+            </w:r>
+          </w:p>
+        </w:tc>
+        <w:tc>
+          <w:tcPr>
+            <w:tcW w:type="dxa" w:w="6095"/>
             <w:gridSpan w:val="2"/>
             <w:tcBorders>
               <w:top w:val="single" w:color="333333" w:sz="4"/>
@@ -280,7 +301,7 @@
       <w:tr>
         <w:tc>
           <w:tcPr>
-            <w:tcW w:type="dxa" w:w="2600"/>
+            <w:tcW w:type="dxa" w:w="2689"/>
             <w:tcBorders>
               <w:top w:val="single" w:color="333333" w:sz="4"/>
               <w:left w:val="single" w:color="333333" w:sz="4"/>
@@ -308,7 +329,7 @@
                 <w:sz w:val="21"/>
                 <w:szCs w:val="21"/>
               </w:rPr>
-              <w:t xml:space="preserve">이메일</w:t>
+              <w:t xml:space="preserve">이메일*</w:t>
             </w:r>
           </w:p>
           <w:p>
@@ -329,7 +350,7 @@
         </w:tc>
         <w:tc>
           <w:tcPr>
-            <w:tcW w:type="dxa" w:w="6426"/>
+            <w:tcW w:type="dxa" w:w="6095"/>
             <w:gridSpan w:val="2"/>
             <w:tcBorders>
               <w:top w:val="single" w:color="333333" w:sz="4"/>
@@ -365,7 +386,7 @@
       <w:tr>
         <w:tc>
           <w:tcPr>
-            <w:tcW w:type="dxa" w:w="2600"/>
+            <w:tcW w:type="dxa" w:w="2689"/>
             <w:tcBorders>
               <w:top w:val="single" w:color="333333" w:sz="4"/>
               <w:left w:val="single" w:color="333333" w:sz="4"/>
@@ -399,7 +420,7 @@
         </w:tc>
         <w:tc>
           <w:tcPr>
-            <w:tcW w:type="dxa" w:w="6426"/>
+            <w:tcW w:type="dxa" w:w="6095"/>
             <w:gridSpan w:val="2"/>
             <w:tcBorders>
               <w:top w:val="single" w:color="333333" w:sz="4"/>
@@ -435,7 +456,7 @@
       <w:tr>
         <w:tc>
           <w:tcPr>
-            <w:tcW w:type="dxa" w:w="2600"/>
+            <w:tcW w:type="dxa" w:w="2689"/>
             <w:tcBorders>
               <w:top w:val="single" w:color="333333" w:sz="4"/>
               <w:left w:val="single" w:color="333333" w:sz="4"/>
@@ -469,7 +490,7 @@
         </w:tc>
         <w:tc>
           <w:tcPr>
-            <w:tcW w:type="dxa" w:w="4400"/>
+            <w:tcW w:type="dxa" w:w="2480"/>
             <w:tcBorders>
               <w:top w:val="single" w:color="333333" w:sz="4"/>
               <w:left w:val="single" w:color="333333" w:sz="4"/>
@@ -502,7 +523,7 @@
         </w:tc>
         <w:tc>
           <w:tcPr>
-            <w:tcW w:type="dxa" w:w="2026"/>
+            <w:tcW w:type="dxa" w:w="3615"/>
             <w:tcBorders>
               <w:top w:val="single" w:color="333333" w:sz="4"/>
               <w:left w:val="single" w:color="333333" w:sz="4"/>
@@ -537,7 +558,7 @@
       <w:tr>
         <w:tc>
           <w:tcPr>
-            <w:tcW w:type="dxa" w:w="2600"/>
+            <w:tcW w:type="dxa" w:w="2689"/>
             <w:tcBorders>
               <w:top w:val="single" w:color="333333" w:sz="4"/>
               <w:left w:val="single" w:color="333333" w:sz="4"/>
@@ -571,7 +592,7 @@
         </w:tc>
         <w:tc>
           <w:tcPr>
-            <w:tcW w:type="dxa" w:w="6426"/>
+            <w:tcW w:type="dxa" w:w="6095"/>
             <w:gridSpan w:val="2"/>
             <w:tcBorders>
               <w:top w:val="single" w:color="333333" w:sz="4"/>
@@ -607,7 +628,7 @@
       <w:tr>
         <w:tc>
           <w:tcPr>
-            <w:tcW w:type="dxa" w:w="2600"/>
+            <w:tcW w:type="dxa" w:w="2689"/>
             <w:tcBorders>
               <w:top w:val="single" w:color="333333" w:sz="4"/>
               <w:left w:val="single" w:color="333333" w:sz="4"/>
@@ -641,7 +662,7 @@
         </w:tc>
         <w:tc>
           <w:tcPr>
-            <w:tcW w:type="dxa" w:w="6426"/>
+            <w:tcW w:type="dxa" w:w="6095"/>
             <w:gridSpan w:val="2"/>
             <w:tcBorders>
               <w:top w:val="single" w:color="333333" w:sz="4"/>
@@ -670,27 +691,1020 @@
                 <w:szCs w:val="21"/>
               </w:rPr>
               <w:t xml:space="preserve">{신청자관계}</w:t>
+            </w:r>
+          </w:p>
+        </w:tc>
+      </w:tr>
+      <w:tr>
+        <w:tc>
+          <w:tcPr>
+            <w:tcW w:type="dxa" w:w="8784"/>
+            <w:gridSpan w:val="3"/>
+            <w:tcBorders>
+              <w:top w:val="single" w:color="333333" w:sz="4"/>
+              <w:left w:val="single" w:color="333333" w:sz="4"/>
+              <w:bottom w:val="single" w:color="333333" w:sz="4"/>
+              <w:right w:val="single" w:color="333333" w:sz="4"/>
+            </w:tcBorders>
+            <w:tcMar>
+              <w:top w:type="dxa" w:w="100"/>
+              <w:left w:type="dxa" w:w="100"/>
+              <w:bottom w:type="dxa" w:w="100"/>
+              <w:right w:type="dxa" w:w="100"/>
+            </w:tcMar>
+            <w:vAlign w:val="center"/>
+          </w:tcPr>
+          <w:p>
+            <w:pPr>
+              <w:jc w:val="left"/>
+            </w:pPr>
+            <w:r>
+              <w:rPr>
+                <w:rFonts w:ascii="맑은 고딕" w:cs="맑은 고딕" w:eastAsia="맑은 고딕" w:hAnsi="맑은 고딕"/>
+                <w:b w:val="false"/>
+                <w:bCs w:val="false"/>
+                <w:sz w:val="17"/>
+                <w:szCs w:val="17"/>
+              </w:rPr>
+              <w:t xml:space="preserve">*신청자란은 배우가 미성년자이거나 1명의 배우가 대표로 예약한 경우에만 작성합니다.</w:t>
+            </w:r>
+          </w:p>
+        </w:tc>
+      </w:tr>
+      <w:tr>
+        <w:tc>
+          <w:tcPr>
+            <w:tcW w:type="dxa" w:w="2689"/>
+            <w:tcBorders>
+              <w:top w:val="single" w:color="333333" w:sz="4"/>
+              <w:left w:val="single" w:color="333333" w:sz="4"/>
+              <w:bottom w:val="single" w:color="333333" w:sz="4"/>
+              <w:right w:val="single" w:color="333333" w:sz="4"/>
+            </w:tcBorders>
+            <w:shd w:fill="F2F2F2" w:color="auto" w:val="clear"/>
+            <w:tcMar>
+              <w:top w:type="dxa" w:w="100"/>
+              <w:left w:type="dxa" w:w="100"/>
+              <w:bottom w:type="dxa" w:w="100"/>
+              <w:right w:type="dxa" w:w="100"/>
+            </w:tcMar>
+            <w:vAlign w:val="center"/>
+          </w:tcPr>
+          <w:p>
+            <w:pPr>
+              <w:jc w:val="center"/>
+            </w:pPr>
+            <w:r>
+              <w:rPr>
+                <w:rFonts w:ascii="맑은 고딕" w:cs="맑은 고딕" w:eastAsia="맑은 고딕" w:hAnsi="맑은 고딕"/>
+                <w:b w:val="false"/>
+                <w:bCs w:val="false"/>
+                <w:sz w:val="21"/>
+                <w:szCs w:val="21"/>
+              </w:rPr>
+              <w:t xml:space="preserve">촬영일시*</w:t>
+            </w:r>
+          </w:p>
+        </w:tc>
+        <w:tc>
+          <w:tcPr>
+            <w:tcW w:type="dxa" w:w="6095"/>
+            <w:gridSpan w:val="2"/>
+            <w:tcBorders>
+              <w:top w:val="single" w:color="333333" w:sz="4"/>
+              <w:left w:val="single" w:color="333333" w:sz="4"/>
+              <w:bottom w:val="single" w:color="333333" w:sz="4"/>
+              <w:right w:val="single" w:color="333333" w:sz="4"/>
+            </w:tcBorders>
+            <w:tcMar>
+              <w:top w:type="dxa" w:w="100"/>
+              <w:left w:type="dxa" w:w="100"/>
+              <w:bottom w:type="dxa" w:w="100"/>
+              <w:right w:type="dxa" w:w="100"/>
+            </w:tcMar>
+            <w:vAlign w:val="center"/>
+          </w:tcPr>
+          <w:p>
+            <w:pPr>
+              <w:jc w:val="center"/>
+            </w:pPr>
+            <w:r>
+              <w:rPr>
+                <w:rFonts w:ascii="맑은 고딕" w:cs="맑은 고딕" w:eastAsia="맑은 고딕" w:hAnsi="맑은 고딕"/>
+                <w:b w:val="false"/>
+                <w:bCs w:val="false"/>
+                <w:sz w:val="21"/>
+                <w:szCs w:val="21"/>
+              </w:rPr>
+              <w:t xml:space="preserve">{촬영일시}</w:t>
+            </w:r>
+          </w:p>
+        </w:tc>
+      </w:tr>
+      <w:tr>
+        <w:tc>
+          <w:tcPr>
+            <w:tcW w:type="dxa" w:w="2689"/>
+            <w:tcBorders>
+              <w:top w:val="single" w:color="333333" w:sz="4"/>
+              <w:left w:val="single" w:color="333333" w:sz="4"/>
+              <w:bottom w:val="single" w:color="333333" w:sz="4"/>
+              <w:right w:val="single" w:color="333333" w:sz="4"/>
+            </w:tcBorders>
+            <w:shd w:fill="F2F2F2" w:color="auto" w:val="clear"/>
+            <w:tcMar>
+              <w:top w:type="dxa" w:w="100"/>
+              <w:left w:type="dxa" w:w="100"/>
+              <w:bottom w:type="dxa" w:w="100"/>
+              <w:right w:type="dxa" w:w="100"/>
+            </w:tcMar>
+            <w:vAlign w:val="center"/>
+          </w:tcPr>
+          <w:p>
+            <w:pPr>
+              <w:jc w:val="center"/>
+            </w:pPr>
+            <w:r>
+              <w:rPr>
+                <w:rFonts w:ascii="맑은 고딕" w:cs="맑은 고딕" w:eastAsia="맑은 고딕" w:hAnsi="맑은 고딕"/>
+                <w:b w:val="false"/>
+                <w:bCs w:val="false"/>
+                <w:sz w:val="21"/>
+                <w:szCs w:val="21"/>
+              </w:rPr>
+              <w:t xml:space="preserve">완성본 전달예정일*</w:t>
+            </w:r>
+          </w:p>
+        </w:tc>
+        <w:tc>
+          <w:tcPr>
+            <w:tcW w:type="dxa" w:w="6095"/>
+            <w:gridSpan w:val="2"/>
+            <w:tcBorders>
+              <w:top w:val="single" w:color="333333" w:sz="4"/>
+              <w:left w:val="single" w:color="333333" w:sz="4"/>
+              <w:bottom w:val="single" w:color="333333" w:sz="4"/>
+              <w:right w:val="single" w:color="333333" w:sz="4"/>
+            </w:tcBorders>
+            <w:tcMar>
+              <w:top w:type="dxa" w:w="100"/>
+              <w:left w:type="dxa" w:w="100"/>
+              <w:bottom w:type="dxa" w:w="100"/>
+              <w:right w:type="dxa" w:w="100"/>
+            </w:tcMar>
+            <w:vAlign w:val="center"/>
+          </w:tcPr>
+          <w:p>
+            <w:pPr>
+              <w:jc w:val="right"/>
+            </w:pPr>
+            <w:r>
+              <w:rPr>
+                <w:rFonts w:ascii="맑은 고딕" w:cs="맑은 고딕" w:eastAsia="맑은 고딕" w:hAnsi="맑은 고딕"/>
+                <w:b w:val="false"/>
+                <w:bCs w:val="false"/>
+                <w:sz w:val="21"/>
+                <w:szCs w:val="21"/>
+              </w:rPr>
+              <w:t xml:space="preserve">{전달예정일} 이내</w:t>
+            </w:r>
+          </w:p>
+        </w:tc>
+      </w:tr>
+      <w:tr>
+        <w:tc>
+          <w:tcPr>
+            <w:tcW w:type="dxa" w:w="5169"/>
+            <w:gridSpan w:val="2"/>
+            <w:tcBorders>
+              <w:top w:val="single" w:color="333333" w:sz="4"/>
+              <w:left w:val="single" w:color="333333" w:sz="4"/>
+              <w:bottom w:val="single" w:color="333333" w:sz="4"/>
+              <w:right w:val="single" w:color="333333" w:sz="4"/>
+            </w:tcBorders>
+            <w:tcMar>
+              <w:top w:type="dxa" w:w="100"/>
+              <w:left w:type="dxa" w:w="100"/>
+              <w:bottom w:type="dxa" w:w="100"/>
+              <w:right w:type="dxa" w:w="100"/>
+            </w:tcMar>
+            <w:vAlign w:val="center"/>
+          </w:tcPr>
+          <w:p>
+            <w:pPr>
+              <w:jc w:val="center"/>
+            </w:pPr>
+            <w:r>
+              <w:rPr>
+                <w:rFonts w:ascii="맑은 고딕" w:cs="맑은 고딕" w:eastAsia="맑은 고딕" w:hAnsi="맑은 고딕"/>
+                <w:b w:val="false"/>
+                <w:bCs w:val="false"/>
+                <w:sz w:val="21"/>
+                <w:szCs w:val="21"/>
+              </w:rPr>
+              <w:t xml:space="preserve"/>
+            </w:r>
+          </w:p>
+        </w:tc>
+        <w:tc>
+          <w:tcPr>
+            <w:tcW w:type="dxa" w:w="3615"/>
+            <w:tcBorders>
+              <w:top w:val="single" w:color="333333" w:sz="4"/>
+              <w:left w:val="single" w:color="333333" w:sz="4"/>
+              <w:bottom w:val="single" w:color="333333" w:sz="4"/>
+              <w:right w:val="single" w:color="333333" w:sz="4"/>
+            </w:tcBorders>
+            <w:tcMar>
+              <w:top w:type="dxa" w:w="100"/>
+              <w:left w:type="dxa" w:w="100"/>
+              <w:bottom w:type="dxa" w:w="100"/>
+              <w:right w:type="dxa" w:w="100"/>
+            </w:tcMar>
+            <w:vAlign w:val="center"/>
+          </w:tcPr>
+          <w:p>
+            <w:pPr>
+              <w:jc w:val="center"/>
+            </w:pPr>
+            <w:r>
+              <w:rPr>
+                <w:rFonts w:ascii="맑은 고딕" w:cs="맑은 고딕" w:eastAsia="맑은 고딕" w:hAnsi="맑은 고딕"/>
+                <w:b w:val="false"/>
+                <w:bCs w:val="false"/>
+                <w:sz w:val="21"/>
+                <w:szCs w:val="21"/>
+              </w:rPr>
+              <w:t xml:space="preserve"/>
+            </w:r>
+          </w:p>
+        </w:tc>
+      </w:tr>
+      <w:tr>
+        <w:tc>
+          <w:tcPr>
+            <w:tcW w:type="dxa" w:w="8784"/>
+            <w:gridSpan w:val="3"/>
+            <w:tcBorders>
+              <w:top w:val="single" w:color="333333" w:sz="4"/>
+              <w:left w:val="single" w:color="333333" w:sz="4"/>
+              <w:bottom w:val="single" w:color="333333" w:sz="4"/>
+              <w:right w:val="single" w:color="333333" w:sz="4"/>
+            </w:tcBorders>
+            <w:shd w:fill="F2F2F2" w:color="auto" w:val="clear"/>
+            <w:tcMar>
+              <w:top w:type="dxa" w:w="100"/>
+              <w:left w:type="dxa" w:w="100"/>
+              <w:bottom w:type="dxa" w:w="100"/>
+              <w:right w:type="dxa" w:w="100"/>
+            </w:tcMar>
+            <w:vAlign w:val="center"/>
+          </w:tcPr>
+          <w:p>
+            <w:pPr>
+              <w:jc w:val="center"/>
+            </w:pPr>
+            <w:r>
+              <w:rPr>
+                <w:rFonts w:ascii="맑은 고딕" w:cs="맑은 고딕" w:eastAsia="맑은 고딕" w:hAnsi="맑은 고딕"/>
+                <w:b/>
+                <w:bCs/>
+                <w:sz w:val="21"/>
+                <w:szCs w:val="21"/>
+              </w:rPr>
+              <w:t xml:space="preserve">상품 옵션 및 금액*</w:t>
+            </w:r>
+          </w:p>
+        </w:tc>
+      </w:tr>
+      <w:tr>
+        <w:tc>
+          <w:tcPr>
+            <w:tcW w:type="dxa" w:w="5169"/>
+            <w:gridSpan w:val="2"/>
+            <w:tcBorders>
+              <w:top w:val="single" w:color="333333" w:sz="4"/>
+              <w:left w:val="single" w:color="333333" w:sz="4"/>
+              <w:bottom w:val="single" w:color="333333" w:sz="4"/>
+              <w:right w:val="single" w:color="333333" w:sz="4"/>
+            </w:tcBorders>
+            <w:tcMar>
+              <w:top w:type="dxa" w:w="100"/>
+              <w:left w:type="dxa" w:w="100"/>
+              <w:bottom w:type="dxa" w:w="100"/>
+              <w:right w:type="dxa" w:w="100"/>
+            </w:tcMar>
+            <w:vAlign w:val="center"/>
+          </w:tcPr>
+          <w:p>
+            <w:pPr>
+              <w:jc w:val="center"/>
+            </w:pPr>
+            <w:r>
+              <w:rPr>
+                <w:rFonts w:ascii="맑은 고딕" w:cs="맑은 고딕" w:eastAsia="맑은 고딕" w:hAnsi="맑은 고딕"/>
+                <w:b w:val="false"/>
+                <w:bCs w:val="false"/>
+                <w:sz w:val="21"/>
+                <w:szCs w:val="21"/>
+              </w:rPr>
+              <w:t xml:space="preserve">기본촬영*</w:t>
+            </w:r>
+          </w:p>
+        </w:tc>
+        <w:tc>
+          <w:tcPr>
+            <w:tcW w:type="dxa" w:w="3615"/>
+            <w:tcBorders>
+              <w:top w:val="single" w:color="333333" w:sz="4"/>
+              <w:left w:val="single" w:color="333333" w:sz="4"/>
+              <w:bottom w:val="single" w:color="333333" w:sz="4"/>
+              <w:right w:val="single" w:color="333333" w:sz="4"/>
+            </w:tcBorders>
+            <w:tcMar>
+              <w:top w:type="dxa" w:w="100"/>
+              <w:left w:type="dxa" w:w="100"/>
+              <w:bottom w:type="dxa" w:w="100"/>
+              <w:right w:type="dxa" w:w="100"/>
+            </w:tcMar>
+            <w:vAlign w:val="center"/>
+          </w:tcPr>
+          <w:p>
+            <w:pPr>
+              <w:jc w:val="center"/>
+            </w:pPr>
+            <w:r>
+              <w:rPr>
+                <w:rFonts w:ascii="맑은 고딕" w:cs="맑은 고딕" w:eastAsia="맑은 고딕" w:hAnsi="맑은 고딕"/>
+                <w:b w:val="false"/>
+                <w:bCs w:val="false"/>
+                <w:sz w:val="21"/>
+                <w:szCs w:val="21"/>
+              </w:rPr>
+              <w:t xml:space="preserve">₩{기본가}</w:t>
+            </w:r>
+          </w:p>
+        </w:tc>
+      </w:tr>
+      <w:tr>
+        <w:tc>
+          <w:tcPr>
+            <w:tcW w:type="dxa" w:w="2689"/>
+            <w:tcBorders>
+              <w:top w:val="single" w:color="333333" w:sz="4"/>
+              <w:left w:val="single" w:color="333333" w:sz="4"/>
+              <w:bottom w:val="single" w:color="333333" w:sz="4"/>
+              <w:right w:val="single" w:color="333333" w:sz="4"/>
+            </w:tcBorders>
+            <w:shd w:fill="F2F2F2" w:color="auto" w:val="clear"/>
+            <w:tcMar>
+              <w:top w:type="dxa" w:w="100"/>
+              <w:left w:type="dxa" w:w="100"/>
+              <w:bottom w:type="dxa" w:w="100"/>
+              <w:right w:type="dxa" w:w="100"/>
+            </w:tcMar>
+            <w:vAlign w:val="center"/>
+          </w:tcPr>
+          <w:p>
+            <w:pPr>
+              <w:jc w:val="center"/>
+            </w:pPr>
+            <w:r>
+              <w:rPr>
+                <w:rFonts w:ascii="맑은 고딕" w:cs="맑은 고딕" w:eastAsia="맑은 고딕" w:hAnsi="맑은 고딕"/>
+                <w:b w:val="false"/>
+                <w:bCs w:val="false"/>
+                <w:sz w:val="21"/>
+                <w:szCs w:val="21"/>
+              </w:rPr>
+              <w:t xml:space="preserve">추가옵션1</w:t>
+            </w:r>
+          </w:p>
+        </w:tc>
+        <w:tc>
+          <w:tcPr>
+            <w:tcW w:type="dxa" w:w="2480"/>
+            <w:tcBorders>
+              <w:top w:val="single" w:color="333333" w:sz="4"/>
+              <w:left w:val="single" w:color="333333" w:sz="4"/>
+              <w:bottom w:val="single" w:color="333333" w:sz="4"/>
+              <w:right w:val="single" w:color="333333" w:sz="4"/>
+            </w:tcBorders>
+            <w:tcMar>
+              <w:top w:type="dxa" w:w="100"/>
+              <w:left w:type="dxa" w:w="100"/>
+              <w:bottom w:type="dxa" w:w="100"/>
+              <w:right w:type="dxa" w:w="100"/>
+            </w:tcMar>
+            <w:vAlign w:val="center"/>
+          </w:tcPr>
+          <w:p>
+            <w:pPr>
+              <w:jc w:val="center"/>
+            </w:pPr>
+            <w:r>
+              <w:rPr>
+                <w:rFonts w:ascii="맑은 고딕" w:cs="맑은 고딕" w:eastAsia="맑은 고딕" w:hAnsi="맑은 고딕"/>
+                <w:b w:val="false"/>
+                <w:bCs w:val="false"/>
+                <w:sz w:val="21"/>
+                <w:szCs w:val="21"/>
+              </w:rPr>
+              <w:t xml:space="preserve">{옵션1라벨}</w:t>
+            </w:r>
+          </w:p>
+        </w:tc>
+        <w:tc>
+          <w:tcPr>
+            <w:tcW w:type="dxa" w:w="3615"/>
+            <w:tcBorders>
+              <w:top w:val="single" w:color="333333" w:sz="4"/>
+              <w:left w:val="single" w:color="333333" w:sz="4"/>
+              <w:bottom w:val="single" w:color="333333" w:sz="4"/>
+              <w:right w:val="single" w:color="333333" w:sz="4"/>
+            </w:tcBorders>
+            <w:tcMar>
+              <w:top w:type="dxa" w:w="100"/>
+              <w:left w:type="dxa" w:w="100"/>
+              <w:bottom w:type="dxa" w:w="100"/>
+              <w:right w:type="dxa" w:w="100"/>
+            </w:tcMar>
+            <w:vAlign w:val="center"/>
+          </w:tcPr>
+          <w:p>
+            <w:pPr>
+              <w:jc w:val="center"/>
+            </w:pPr>
+            <w:r>
+              <w:rPr>
+                <w:rFonts w:ascii="맑은 고딕" w:cs="맑은 고딕" w:eastAsia="맑은 고딕" w:hAnsi="맑은 고딕"/>
+                <w:b w:val="false"/>
+                <w:bCs w:val="false"/>
+                <w:sz w:val="21"/>
+                <w:szCs w:val="21"/>
+              </w:rPr>
+              <w:t xml:space="preserve">₩{옵션1금액}</w:t>
+            </w:r>
+          </w:p>
+        </w:tc>
+      </w:tr>
+      <w:tr>
+        <w:tc>
+          <w:tcPr>
+            <w:tcW w:type="dxa" w:w="2689"/>
+            <w:tcBorders>
+              <w:top w:val="single" w:color="333333" w:sz="4"/>
+              <w:left w:val="single" w:color="333333" w:sz="4"/>
+              <w:bottom w:val="single" w:color="333333" w:sz="4"/>
+              <w:right w:val="single" w:color="333333" w:sz="4"/>
+            </w:tcBorders>
+            <w:shd w:fill="F2F2F2" w:color="auto" w:val="clear"/>
+            <w:tcMar>
+              <w:top w:type="dxa" w:w="100"/>
+              <w:left w:type="dxa" w:w="100"/>
+              <w:bottom w:type="dxa" w:w="100"/>
+              <w:right w:type="dxa" w:w="100"/>
+            </w:tcMar>
+            <w:vAlign w:val="center"/>
+          </w:tcPr>
+          <w:p>
+            <w:pPr>
+              <w:jc w:val="center"/>
+            </w:pPr>
+            <w:r>
+              <w:rPr>
+                <w:rFonts w:ascii="맑은 고딕" w:cs="맑은 고딕" w:eastAsia="맑은 고딕" w:hAnsi="맑은 고딕"/>
+                <w:b w:val="false"/>
+                <w:bCs w:val="false"/>
+                <w:sz w:val="21"/>
+                <w:szCs w:val="21"/>
+              </w:rPr>
+              <w:t xml:space="preserve">추가옵션2</w:t>
+            </w:r>
+          </w:p>
+        </w:tc>
+        <w:tc>
+          <w:tcPr>
+            <w:tcW w:type="dxa" w:w="2480"/>
+            <w:tcBorders>
+              <w:top w:val="single" w:color="333333" w:sz="4"/>
+              <w:left w:val="single" w:color="333333" w:sz="4"/>
+              <w:bottom w:val="single" w:color="333333" w:sz="4"/>
+              <w:right w:val="single" w:color="333333" w:sz="4"/>
+            </w:tcBorders>
+            <w:tcMar>
+              <w:top w:type="dxa" w:w="100"/>
+              <w:left w:type="dxa" w:w="100"/>
+              <w:bottom w:type="dxa" w:w="100"/>
+              <w:right w:type="dxa" w:w="100"/>
+            </w:tcMar>
+            <w:vAlign w:val="center"/>
+          </w:tcPr>
+          <w:p>
+            <w:pPr>
+              <w:jc w:val="center"/>
+            </w:pPr>
+            <w:r>
+              <w:rPr>
+                <w:rFonts w:ascii="맑은 고딕" w:cs="맑은 고딕" w:eastAsia="맑은 고딕" w:hAnsi="맑은 고딕"/>
+                <w:b w:val="false"/>
+                <w:bCs w:val="false"/>
+                <w:sz w:val="21"/>
+                <w:szCs w:val="21"/>
+              </w:rPr>
+              <w:t xml:space="preserve">{옵션2라벨}</w:t>
+            </w:r>
+          </w:p>
+        </w:tc>
+        <w:tc>
+          <w:tcPr>
+            <w:tcW w:type="dxa" w:w="3615"/>
+            <w:tcBorders>
+              <w:top w:val="single" w:color="333333" w:sz="4"/>
+              <w:left w:val="single" w:color="333333" w:sz="4"/>
+              <w:bottom w:val="single" w:color="333333" w:sz="4"/>
+              <w:right w:val="single" w:color="333333" w:sz="4"/>
+            </w:tcBorders>
+            <w:tcMar>
+              <w:top w:type="dxa" w:w="100"/>
+              <w:left w:type="dxa" w:w="100"/>
+              <w:bottom w:type="dxa" w:w="100"/>
+              <w:right w:type="dxa" w:w="100"/>
+            </w:tcMar>
+            <w:vAlign w:val="center"/>
+          </w:tcPr>
+          <w:p>
+            <w:pPr>
+              <w:jc w:val="center"/>
+            </w:pPr>
+            <w:r>
+              <w:rPr>
+                <w:rFonts w:ascii="맑은 고딕" w:cs="맑은 고딕" w:eastAsia="맑은 고딕" w:hAnsi="맑은 고딕"/>
+                <w:b w:val="false"/>
+                <w:bCs w:val="false"/>
+                <w:sz w:val="21"/>
+                <w:szCs w:val="21"/>
+              </w:rPr>
+              <w:t xml:space="preserve">₩{옵션2금액}</w:t>
+            </w:r>
+          </w:p>
+        </w:tc>
+      </w:tr>
+      <w:tr>
+        <w:tc>
+          <w:tcPr>
+            <w:tcW w:type="dxa" w:w="2689"/>
+            <w:tcBorders>
+              <w:top w:val="single" w:color="333333" w:sz="4"/>
+              <w:left w:val="single" w:color="333333" w:sz="4"/>
+              <w:bottom w:val="single" w:color="333333" w:sz="4"/>
+              <w:right w:val="single" w:color="333333" w:sz="4"/>
+            </w:tcBorders>
+            <w:shd w:fill="F2F2F2" w:color="auto" w:val="clear"/>
+            <w:tcMar>
+              <w:top w:type="dxa" w:w="100"/>
+              <w:left w:type="dxa" w:w="100"/>
+              <w:bottom w:type="dxa" w:w="100"/>
+              <w:right w:type="dxa" w:w="100"/>
+            </w:tcMar>
+            <w:vAlign w:val="center"/>
+          </w:tcPr>
+          <w:p>
+            <w:pPr>
+              <w:jc w:val="center"/>
+            </w:pPr>
+            <w:r>
+              <w:rPr>
+                <w:rFonts w:ascii="맑은 고딕" w:cs="맑은 고딕" w:eastAsia="맑은 고딕" w:hAnsi="맑은 고딕"/>
+                <w:b w:val="false"/>
+                <w:bCs w:val="false"/>
+                <w:sz w:val="21"/>
+                <w:szCs w:val="21"/>
+              </w:rPr>
+              <w:t xml:space="preserve">추가옵션3</w:t>
+            </w:r>
+          </w:p>
+        </w:tc>
+        <w:tc>
+          <w:tcPr>
+            <w:tcW w:type="dxa" w:w="2480"/>
+            <w:tcBorders>
+              <w:top w:val="single" w:color="333333" w:sz="4"/>
+              <w:left w:val="single" w:color="333333" w:sz="4"/>
+              <w:bottom w:val="single" w:color="333333" w:sz="4"/>
+              <w:right w:val="single" w:color="333333" w:sz="4"/>
+            </w:tcBorders>
+            <w:tcMar>
+              <w:top w:type="dxa" w:w="100"/>
+              <w:left w:type="dxa" w:w="100"/>
+              <w:bottom w:type="dxa" w:w="100"/>
+              <w:right w:type="dxa" w:w="100"/>
+            </w:tcMar>
+            <w:vAlign w:val="center"/>
+          </w:tcPr>
+          <w:p>
+            <w:pPr>
+              <w:jc w:val="center"/>
+            </w:pPr>
+            <w:r>
+              <w:rPr>
+                <w:rFonts w:ascii="맑은 고딕" w:cs="맑은 고딕" w:eastAsia="맑은 고딕" w:hAnsi="맑은 고딕"/>
+                <w:b w:val="false"/>
+                <w:bCs w:val="false"/>
+                <w:sz w:val="21"/>
+                <w:szCs w:val="21"/>
+              </w:rPr>
+              <w:t xml:space="preserve">{옵션3라벨}</w:t>
+            </w:r>
+          </w:p>
+        </w:tc>
+        <w:tc>
+          <w:tcPr>
+            <w:tcW w:type="dxa" w:w="3615"/>
+            <w:tcBorders>
+              <w:top w:val="single" w:color="333333" w:sz="4"/>
+              <w:left w:val="single" w:color="333333" w:sz="4"/>
+              <w:bottom w:val="single" w:color="333333" w:sz="4"/>
+              <w:right w:val="single" w:color="333333" w:sz="4"/>
+            </w:tcBorders>
+            <w:tcMar>
+              <w:top w:type="dxa" w:w="100"/>
+              <w:left w:type="dxa" w:w="100"/>
+              <w:bottom w:type="dxa" w:w="100"/>
+              <w:right w:type="dxa" w:w="100"/>
+            </w:tcMar>
+            <w:vAlign w:val="center"/>
+          </w:tcPr>
+          <w:p>
+            <w:pPr>
+              <w:jc w:val="center"/>
+            </w:pPr>
+            <w:r>
+              <w:rPr>
+                <w:rFonts w:ascii="맑은 고딕" w:cs="맑은 고딕" w:eastAsia="맑은 고딕" w:hAnsi="맑은 고딕"/>
+                <w:b w:val="false"/>
+                <w:bCs w:val="false"/>
+                <w:sz w:val="21"/>
+                <w:szCs w:val="21"/>
+              </w:rPr>
+              <w:t xml:space="preserve">₩{옵션3금액}</w:t>
+            </w:r>
+          </w:p>
+        </w:tc>
+      </w:tr>
+      <w:tr>
+        <w:tc>
+          <w:tcPr>
+            <w:tcW w:type="dxa" w:w="2689"/>
+            <w:tcBorders>
+              <w:top w:val="single" w:color="333333" w:sz="4"/>
+              <w:left w:val="single" w:color="333333" w:sz="4"/>
+              <w:bottom w:val="single" w:color="333333" w:sz="4"/>
+              <w:right w:val="single" w:color="333333" w:sz="4"/>
+            </w:tcBorders>
+            <w:shd w:fill="F2F2F2" w:color="auto" w:val="clear"/>
+            <w:tcMar>
+              <w:top w:type="dxa" w:w="100"/>
+              <w:left w:type="dxa" w:w="100"/>
+              <w:bottom w:type="dxa" w:w="100"/>
+              <w:right w:type="dxa" w:w="100"/>
+            </w:tcMar>
+            <w:vAlign w:val="center"/>
+          </w:tcPr>
+          <w:p>
+            <w:pPr>
+              <w:jc w:val="center"/>
+            </w:pPr>
+            <w:r>
+              <w:rPr>
+                <w:rFonts w:ascii="맑은 고딕" w:cs="맑은 고딕" w:eastAsia="맑은 고딕" w:hAnsi="맑은 고딕"/>
+                <w:b w:val="false"/>
+                <w:bCs w:val="false"/>
+                <w:sz w:val="21"/>
+                <w:szCs w:val="21"/>
+              </w:rPr>
+              <w:t xml:space="preserve">추가옵션4</w:t>
+            </w:r>
+          </w:p>
+        </w:tc>
+        <w:tc>
+          <w:tcPr>
+            <w:tcW w:type="dxa" w:w="2480"/>
+            <w:tcBorders>
+              <w:top w:val="single" w:color="333333" w:sz="4"/>
+              <w:left w:val="single" w:color="333333" w:sz="4"/>
+              <w:bottom w:val="single" w:color="333333" w:sz="4"/>
+              <w:right w:val="single" w:color="333333" w:sz="4"/>
+            </w:tcBorders>
+            <w:tcMar>
+              <w:top w:type="dxa" w:w="100"/>
+              <w:left w:type="dxa" w:w="100"/>
+              <w:bottom w:type="dxa" w:w="100"/>
+              <w:right w:type="dxa" w:w="100"/>
+            </w:tcMar>
+            <w:vAlign w:val="center"/>
+          </w:tcPr>
+          <w:p>
+            <w:pPr>
+              <w:jc w:val="center"/>
+            </w:pPr>
+            <w:r>
+              <w:rPr>
+                <w:rFonts w:ascii="맑은 고딕" w:cs="맑은 고딕" w:eastAsia="맑은 고딕" w:hAnsi="맑은 고딕"/>
+                <w:b w:val="false"/>
+                <w:bCs w:val="false"/>
+                <w:sz w:val="21"/>
+                <w:szCs w:val="21"/>
+              </w:rPr>
+              <w:t xml:space="preserve">{옵션4라벨}</w:t>
+            </w:r>
+          </w:p>
+        </w:tc>
+        <w:tc>
+          <w:tcPr>
+            <w:tcW w:type="dxa" w:w="3615"/>
+            <w:tcBorders>
+              <w:top w:val="single" w:color="333333" w:sz="4"/>
+              <w:left w:val="single" w:color="333333" w:sz="4"/>
+              <w:bottom w:val="single" w:color="333333" w:sz="4"/>
+              <w:right w:val="single" w:color="333333" w:sz="4"/>
+            </w:tcBorders>
+            <w:tcMar>
+              <w:top w:type="dxa" w:w="100"/>
+              <w:left w:type="dxa" w:w="100"/>
+              <w:bottom w:type="dxa" w:w="100"/>
+              <w:right w:type="dxa" w:w="100"/>
+            </w:tcMar>
+            <w:vAlign w:val="center"/>
+          </w:tcPr>
+          <w:p>
+            <w:pPr>
+              <w:jc w:val="center"/>
+            </w:pPr>
+            <w:r>
+              <w:rPr>
+                <w:rFonts w:ascii="맑은 고딕" w:cs="맑은 고딕" w:eastAsia="맑은 고딕" w:hAnsi="맑은 고딕"/>
+                <w:b w:val="false"/>
+                <w:bCs w:val="false"/>
+                <w:sz w:val="21"/>
+                <w:szCs w:val="21"/>
+              </w:rPr>
+              <w:t xml:space="preserve">₩{옵션4금액}</w:t>
+            </w:r>
+          </w:p>
+        </w:tc>
+      </w:tr>
+      <w:tr>
+        <w:tc>
+          <w:tcPr>
+            <w:tcW w:type="dxa" w:w="5169"/>
+            <w:gridSpan w:val="2"/>
+            <w:tcBorders>
+              <w:top w:val="single" w:color="333333" w:sz="4"/>
+              <w:left w:val="single" w:color="333333" w:sz="4"/>
+              <w:bottom w:val="single" w:color="333333" w:sz="4"/>
+              <w:right w:val="single" w:color="333333" w:sz="4"/>
+            </w:tcBorders>
+            <w:shd w:fill="F2F2F2" w:color="auto" w:val="clear"/>
+            <w:tcMar>
+              <w:top w:type="dxa" w:w="100"/>
+              <w:left w:type="dxa" w:w="100"/>
+              <w:bottom w:type="dxa" w:w="100"/>
+              <w:right w:type="dxa" w:w="100"/>
+            </w:tcMar>
+            <w:vAlign w:val="center"/>
+          </w:tcPr>
+          <w:p>
+            <w:pPr>
+              <w:jc w:val="center"/>
+            </w:pPr>
+            <w:r>
+              <w:rPr>
+                <w:rFonts w:ascii="맑은 고딕" w:cs="맑은 고딕" w:eastAsia="맑은 고딕" w:hAnsi="맑은 고딕"/>
+                <w:b w:val="false"/>
+                <w:bCs w:val="false"/>
+                <w:sz w:val="21"/>
+                <w:szCs w:val="21"/>
+              </w:rPr>
+              <w:t xml:space="preserve">계</w:t>
+            </w:r>
+          </w:p>
+        </w:tc>
+        <w:tc>
+          <w:tcPr>
+            <w:tcW w:type="dxa" w:w="3615"/>
+            <w:tcBorders>
+              <w:top w:val="single" w:color="333333" w:sz="4"/>
+              <w:left w:val="single" w:color="333333" w:sz="4"/>
+              <w:bottom w:val="single" w:color="333333" w:sz="4"/>
+              <w:right w:val="single" w:color="333333" w:sz="4"/>
+            </w:tcBorders>
+            <w:tcMar>
+              <w:top w:type="dxa" w:w="100"/>
+              <w:left w:type="dxa" w:w="100"/>
+              <w:bottom w:type="dxa" w:w="100"/>
+              <w:right w:type="dxa" w:w="100"/>
+            </w:tcMar>
+            <w:vAlign w:val="center"/>
+          </w:tcPr>
+          <w:p>
+            <w:pPr>
+              <w:jc w:val="center"/>
+            </w:pPr>
+            <w:r>
+              <w:rPr>
+                <w:rFonts w:ascii="맑은 고딕" w:cs="맑은 고딕" w:eastAsia="맑은 고딕" w:hAnsi="맑은 고딕"/>
+                <w:b w:val="false"/>
+                <w:bCs w:val="false"/>
+                <w:sz w:val="21"/>
+                <w:szCs w:val="21"/>
+              </w:rPr>
+              <w:t xml:space="preserve">₩{합계}</w:t>
+            </w:r>
+          </w:p>
+        </w:tc>
+      </w:tr>
+      <w:tr>
+        <w:tc>
+          <w:tcPr>
+            <w:tcW w:type="dxa" w:w="8784"/>
+            <w:gridSpan w:val="3"/>
+            <w:tcBorders>
+              <w:top w:val="single" w:color="333333" w:sz="4"/>
+              <w:left w:val="single" w:color="333333" w:sz="4"/>
+              <w:bottom w:val="single" w:color="333333" w:sz="4"/>
+              <w:right w:val="single" w:color="333333" w:sz="4"/>
+            </w:tcBorders>
+            <w:tcMar>
+              <w:top w:type="dxa" w:w="100"/>
+              <w:left w:type="dxa" w:w="100"/>
+              <w:bottom w:type="dxa" w:w="100"/>
+              <w:right w:type="dxa" w:w="100"/>
+            </w:tcMar>
+            <w:vAlign w:val="center"/>
+          </w:tcPr>
+          <w:p>
+            <w:pPr>
+              <w:jc w:val="left"/>
+            </w:pPr>
+            <w:r>
+              <w:rPr>
+                <w:rFonts w:ascii="맑은 고딕" w:cs="맑은 고딕" w:eastAsia="맑은 고딕" w:hAnsi="맑은 고딕"/>
+                <w:b w:val="false"/>
+                <w:bCs w:val="false"/>
+                <w:sz w:val="18"/>
+                <w:szCs w:val="18"/>
+              </w:rPr>
+              <w:t xml:space="preserve">*입금계좌: {계좌}</w:t>
+            </w:r>
+          </w:p>
+        </w:tc>
+      </w:tr>
+      <w:tr>
+        <w:tc>
+          <w:tcPr>
+            <w:tcW w:type="dxa" w:w="2689"/>
+            <w:tcBorders>
+              <w:top w:val="single" w:color="333333" w:sz="4"/>
+              <w:left w:val="single" w:color="333333" w:sz="4"/>
+              <w:bottom w:val="single" w:color="333333" w:sz="4"/>
+              <w:right w:val="single" w:color="333333" w:sz="4"/>
+            </w:tcBorders>
+            <w:shd w:fill="F2F2F2" w:color="auto" w:val="clear"/>
+            <w:tcMar>
+              <w:top w:type="dxa" w:w="100"/>
+              <w:left w:type="dxa" w:w="100"/>
+              <w:bottom w:type="dxa" w:w="100"/>
+              <w:right w:type="dxa" w:w="100"/>
+            </w:tcMar>
+            <w:vAlign w:val="center"/>
+          </w:tcPr>
+          <w:p>
+            <w:pPr>
+              <w:jc w:val="center"/>
+            </w:pPr>
+            <w:r>
+              <w:rPr>
+                <w:rFonts w:ascii="맑은 고딕" w:cs="맑은 고딕" w:eastAsia="맑은 고딕" w:hAnsi="맑은 고딕"/>
+                <w:b w:val="false"/>
+                <w:bCs w:val="false"/>
+                <w:sz w:val="21"/>
+                <w:szCs w:val="21"/>
+              </w:rPr>
+              <w:t xml:space="preserve">완성본의 '푸르른 스튜디오'</w:t>
+            </w:r>
+          </w:p>
+          <w:p>
+            <w:pPr>
+              <w:jc w:val="center"/>
+            </w:pPr>
+            <w:r>
+              <w:rPr>
+                <w:rFonts w:ascii="맑은 고딕" w:cs="맑은 고딕" w:eastAsia="맑은 고딕" w:hAnsi="맑은 고딕"/>
+                <w:b w:val="false"/>
+                <w:bCs w:val="false"/>
+                <w:sz w:val="21"/>
+                <w:szCs w:val="21"/>
+              </w:rPr>
+              <w:t xml:space="preserve">인스타그램 게시*</w:t>
+            </w:r>
+          </w:p>
+        </w:tc>
+        <w:tc>
+          <w:tcPr>
+            <w:tcW w:type="dxa" w:w="6095"/>
+            <w:gridSpan w:val="2"/>
+            <w:tcBorders>
+              <w:top w:val="single" w:color="333333" w:sz="4"/>
+              <w:left w:val="single" w:color="333333" w:sz="4"/>
+              <w:bottom w:val="single" w:color="333333" w:sz="4"/>
+              <w:right w:val="single" w:color="333333" w:sz="4"/>
+            </w:tcBorders>
+            <w:tcMar>
+              <w:top w:type="dxa" w:w="100"/>
+              <w:left w:type="dxa" w:w="100"/>
+              <w:bottom w:type="dxa" w:w="100"/>
+              <w:right w:type="dxa" w:w="100"/>
+            </w:tcMar>
+            <w:vAlign w:val="center"/>
+          </w:tcPr>
+          <w:p>
+            <w:pPr>
+              <w:jc w:val="center"/>
+            </w:pPr>
+            <w:r>
+              <w:rPr>
+                <w:rFonts w:ascii="맑은 고딕" w:cs="맑은 고딕" w:eastAsia="맑은 고딕" w:hAnsi="맑은 고딕"/>
+                <w:b w:val="false"/>
+                <w:bCs w:val="false"/>
+                <w:sz w:val="21"/>
+                <w:szCs w:val="21"/>
+              </w:rPr>
+              <w:t xml:space="preserve">{SNS동의}</w:t>
+            </w:r>
+          </w:p>
+        </w:tc>
+      </w:tr>
+      <w:tr>
+        <w:tc>
+          <w:tcPr>
+            <w:tcW w:type="dxa" w:w="8784"/>
+            <w:gridSpan w:val="3"/>
+            <w:tcBorders>
+              <w:top w:val="single" w:color="333333" w:sz="4"/>
+              <w:left w:val="single" w:color="333333" w:sz="4"/>
+              <w:bottom w:val="single" w:color="333333" w:sz="4"/>
+              <w:right w:val="single" w:color="333333" w:sz="4"/>
+            </w:tcBorders>
+            <w:tcMar>
+              <w:top w:type="dxa" w:w="100"/>
+              <w:left w:type="dxa" w:w="100"/>
+              <w:bottom w:type="dxa" w:w="100"/>
+              <w:right w:type="dxa" w:w="100"/>
+            </w:tcMar>
+            <w:vAlign w:val="center"/>
+          </w:tcPr>
+          <w:p>
+            <w:pPr>
+              <w:jc w:val="center"/>
+            </w:pPr>
+            <w:r>
+              <w:rPr>
+                <w:rFonts w:ascii="맑은 고딕" w:cs="맑은 고딕" w:eastAsia="맑은 고딕" w:hAnsi="맑은 고딕"/>
+                <w:b w:val="false"/>
+                <w:bCs w:val="false"/>
+                <w:sz w:val="21"/>
+                <w:szCs w:val="21"/>
+              </w:rPr>
+              <w:t xml:space="preserve">위와 같이 촬영을 완료하였음을 확인합니다.</w:t>
+            </w:r>
+          </w:p>
+          <w:p>
+            <w:pPr>
+              <w:jc w:val="center"/>
+            </w:pPr>
+            <w:r>
+              <w:rPr>
+                <w:rFonts w:ascii="맑은 고딕" w:cs="맑은 고딕" w:eastAsia="맑은 고딕" w:hAnsi="맑은 고딕"/>
+                <w:b w:val="false"/>
+                <w:bCs w:val="false"/>
+                <w:sz w:val="21"/>
+                <w:szCs w:val="21"/>
+              </w:rPr>
+              <w:t xml:space="preserve">20     .      .      .      (인)</w:t>
             </w:r>
           </w:p>
         </w:tc>
       </w:tr>
     </w:tbl>
     <w:p>
-      <w:pPr>
-        <w:spacing w:after="200" w:before="80"/>
-      </w:pPr>
       <w:r>
-        <w:rPr>
-          <w:rFonts w:ascii="맑은 고딕" w:cs="맑은 고딕" w:eastAsia="맑은 고딕" w:hAnsi="맑은 고딕"/>
-          <w:sz w:val="18"/>
-          <w:szCs w:val="18"/>
-        </w:rPr>
-        <w:t xml:space="preserve">*배우가 미성년자이거나, 1명의 배우가 대표로 예약한 경우에만 작성합니다.</w:t>
+        <w:br w:type="page"/>
       </w:r>
     </w:p>
     <w:tbl>
       <w:tblPr>
-        <w:tblW w:type="dxa" w:w="9026"/>
+        <w:tblW w:type="dxa" w:w="8784"/>
         <w:tblBorders>
           <w:top w:val="single" w:color="auto" w:sz="4"/>
           <w:left w:val="single" w:color="auto" w:sz="4"/>
@@ -701,177 +1715,14 @@
         </w:tblBorders>
       </w:tblPr>
       <w:tblGrid>
-        <w:gridCol w:w="2600"/>
-        <w:gridCol w:w="4400"/>
-        <w:gridCol w:w="2026"/>
+        <w:gridCol w:w="2689"/>
+        <w:gridCol w:w="2480"/>
+        <w:gridCol w:w="3615"/>
       </w:tblGrid>
       <w:tr>
         <w:tc>
           <w:tcPr>
-            <w:tcW w:type="dxa" w:w="2600"/>
-            <w:tcBorders>
-              <w:top w:val="single" w:color="333333" w:sz="4"/>
-              <w:left w:val="single" w:color="333333" w:sz="4"/>
-              <w:bottom w:val="single" w:color="333333" w:sz="4"/>
-              <w:right w:val="single" w:color="333333" w:sz="4"/>
-            </w:tcBorders>
-            <w:shd w:fill="F2F2F2" w:color="auto" w:val="clear"/>
-            <w:tcMar>
-              <w:top w:type="dxa" w:w="100"/>
-              <w:left w:type="dxa" w:w="100"/>
-              <w:bottom w:type="dxa" w:w="100"/>
-              <w:right w:type="dxa" w:w="100"/>
-            </w:tcMar>
-            <w:vAlign w:val="center"/>
-          </w:tcPr>
-          <w:p>
-            <w:pPr>
-              <w:jc w:val="center"/>
-            </w:pPr>
-            <w:r>
-              <w:rPr>
-                <w:rFonts w:ascii="맑은 고딕" w:cs="맑은 고딕" w:eastAsia="맑은 고딕" w:hAnsi="맑은 고딕"/>
-                <w:b w:val="false"/>
-                <w:bCs w:val="false"/>
-                <w:sz w:val="21"/>
-                <w:szCs w:val="21"/>
-              </w:rPr>
-              <w:t xml:space="preserve">촬영일시</w:t>
-            </w:r>
-          </w:p>
-        </w:tc>
-        <w:tc>
-          <w:tcPr>
-            <w:tcW w:type="dxa" w:w="6426"/>
-            <w:gridSpan w:val="2"/>
-            <w:tcBorders>
-              <w:top w:val="single" w:color="333333" w:sz="4"/>
-              <w:left w:val="single" w:color="333333" w:sz="4"/>
-              <w:bottom w:val="single" w:color="333333" w:sz="4"/>
-              <w:right w:val="single" w:color="333333" w:sz="4"/>
-            </w:tcBorders>
-            <w:tcMar>
-              <w:top w:type="dxa" w:w="100"/>
-              <w:left w:type="dxa" w:w="100"/>
-              <w:bottom w:type="dxa" w:w="100"/>
-              <w:right w:type="dxa" w:w="100"/>
-            </w:tcMar>
-            <w:vAlign w:val="center"/>
-          </w:tcPr>
-          <w:p>
-            <w:pPr>
-              <w:jc w:val="center"/>
-            </w:pPr>
-            <w:r>
-              <w:rPr>
-                <w:rFonts w:ascii="맑은 고딕" w:cs="맑은 고딕" w:eastAsia="맑은 고딕" w:hAnsi="맑은 고딕"/>
-                <w:b w:val="false"/>
-                <w:bCs w:val="false"/>
-                <w:sz w:val="21"/>
-                <w:szCs w:val="21"/>
-              </w:rPr>
-              <w:t xml:space="preserve">{촬영일시}</w:t>
-            </w:r>
-          </w:p>
-        </w:tc>
-      </w:tr>
-      <w:tr>
-        <w:tc>
-          <w:tcPr>
-            <w:tcW w:type="dxa" w:w="2600"/>
-            <w:tcBorders>
-              <w:top w:val="single" w:color="333333" w:sz="4"/>
-              <w:left w:val="single" w:color="333333" w:sz="4"/>
-              <w:bottom w:val="single" w:color="333333" w:sz="4"/>
-              <w:right w:val="single" w:color="333333" w:sz="4"/>
-            </w:tcBorders>
-            <w:shd w:fill="F2F2F2" w:color="auto" w:val="clear"/>
-            <w:tcMar>
-              <w:top w:type="dxa" w:w="100"/>
-              <w:left w:type="dxa" w:w="100"/>
-              <w:bottom w:type="dxa" w:w="100"/>
-              <w:right w:type="dxa" w:w="100"/>
-            </w:tcMar>
-            <w:vAlign w:val="center"/>
-          </w:tcPr>
-          <w:p>
-            <w:pPr>
-              <w:jc w:val="center"/>
-            </w:pPr>
-            <w:r>
-              <w:rPr>
-                <w:rFonts w:ascii="맑은 고딕" w:cs="맑은 고딕" w:eastAsia="맑은 고딕" w:hAnsi="맑은 고딕"/>
-                <w:b w:val="false"/>
-                <w:bCs w:val="false"/>
-                <w:sz w:val="21"/>
-                <w:szCs w:val="21"/>
-              </w:rPr>
-              <w:t xml:space="preserve">완성본 전달예정일</w:t>
-            </w:r>
-          </w:p>
-        </w:tc>
-        <w:tc>
-          <w:tcPr>
-            <w:tcW w:type="dxa" w:w="6426"/>
-            <w:gridSpan w:val="2"/>
-            <w:tcBorders>
-              <w:top w:val="single" w:color="333333" w:sz="4"/>
-              <w:left w:val="single" w:color="333333" w:sz="4"/>
-              <w:bottom w:val="single" w:color="333333" w:sz="4"/>
-              <w:right w:val="single" w:color="333333" w:sz="4"/>
-            </w:tcBorders>
-            <w:tcMar>
-              <w:top w:type="dxa" w:w="100"/>
-              <w:left w:type="dxa" w:w="100"/>
-              <w:bottom w:type="dxa" w:w="100"/>
-              <w:right w:type="dxa" w:w="100"/>
-            </w:tcMar>
-            <w:vAlign w:val="center"/>
-          </w:tcPr>
-          <w:p>
-            <w:pPr>
-              <w:jc w:val="right"/>
-            </w:pPr>
-            <w:r>
-              <w:rPr>
-                <w:rFonts w:ascii="맑은 고딕" w:cs="맑은 고딕" w:eastAsia="맑은 고딕" w:hAnsi="맑은 고딕"/>
-                <w:b w:val="false"/>
-                <w:bCs w:val="false"/>
-                <w:sz w:val="21"/>
-                <w:szCs w:val="21"/>
-              </w:rPr>
-              <w:t xml:space="preserve">{전달예정일} 이내</w:t>
-            </w:r>
-          </w:p>
-        </w:tc>
-      </w:tr>
-    </w:tbl>
-    <w:p>
-      <w:pPr>
-        <w:spacing w:after="0" w:before="200"/>
-      </w:pPr>
-    </w:p>
-    <w:tbl>
-      <w:tblPr>
-        <w:tblW w:type="dxa" w:w="9026"/>
-        <w:tblBorders>
-          <w:top w:val="single" w:color="auto" w:sz="4"/>
-          <w:left w:val="single" w:color="auto" w:sz="4"/>
-          <w:bottom w:val="single" w:color="auto" w:sz="4"/>
-          <w:right w:val="single" w:color="auto" w:sz="4"/>
-          <w:insideH w:val="single" w:color="auto" w:sz="4"/>
-          <w:insideV w:val="single" w:color="auto" w:sz="4"/>
-        </w:tblBorders>
-      </w:tblPr>
-      <w:tblGrid>
-        <w:gridCol w:w="2600"/>
-        <w:gridCol w:w="4400"/>
-        <w:gridCol w:w="2026"/>
-      </w:tblGrid>
-      <w:tr>
-        <w:tc>
-          <w:tcPr>
-            <w:tcW w:type="dxa" w:w="9026"/>
+            <w:tcW w:type="dxa" w:w="8784"/>
             <w:gridSpan w:val="3"/>
             <w:tcBorders>
               <w:top w:val="single" w:color="333333" w:sz="4"/>
@@ -897,18 +1748,52 @@
                 <w:rFonts w:ascii="맑은 고딕" w:cs="맑은 고딕" w:eastAsia="맑은 고딕" w:hAnsi="맑은 고딕"/>
                 <w:b/>
                 <w:bCs/>
-                <w:sz w:val="21"/>
-                <w:szCs w:val="21"/>
-              </w:rPr>
-              <w:t xml:space="preserve">촬영금액</w:t>
-            </w:r>
-          </w:p>
-        </w:tc>
-      </w:tr>
-      <w:tr>
-        <w:tc>
-          <w:tcPr>
-            <w:tcW w:type="dxa" w:w="7000"/>
+                <w:sz w:val="36"/>
+                <w:szCs w:val="36"/>
+              </w:rPr>
+              <w:t xml:space="preserve">푸르른 스튜디오 촬영 기록표</w:t>
+            </w:r>
+          </w:p>
+        </w:tc>
+      </w:tr>
+      <w:tr>
+        <w:tc>
+          <w:tcPr>
+            <w:tcW w:type="dxa" w:w="2689"/>
+            <w:tcBorders>
+              <w:top w:val="single" w:color="333333" w:sz="4"/>
+              <w:left w:val="single" w:color="333333" w:sz="4"/>
+              <w:bottom w:val="single" w:color="333333" w:sz="4"/>
+              <w:right w:val="single" w:color="333333" w:sz="4"/>
+            </w:tcBorders>
+            <w:shd w:fill="F2F2F2" w:color="auto" w:val="clear"/>
+            <w:tcMar>
+              <w:top w:type="dxa" w:w="100"/>
+              <w:left w:type="dxa" w:w="100"/>
+              <w:bottom w:type="dxa" w:w="100"/>
+              <w:right w:type="dxa" w:w="100"/>
+            </w:tcMar>
+            <w:vAlign w:val="center"/>
+          </w:tcPr>
+          <w:p>
+            <w:pPr>
+              <w:jc w:val="center"/>
+            </w:pPr>
+            <w:r>
+              <w:rPr>
+                <w:rFonts w:ascii="맑은 고딕" w:cs="맑은 고딕" w:eastAsia="맑은 고딕" w:hAnsi="맑은 고딕"/>
+                <w:b w:val="false"/>
+                <w:bCs w:val="false"/>
+                <w:sz w:val="21"/>
+                <w:szCs w:val="21"/>
+              </w:rPr>
+              <w:t xml:space="preserve">성명*</w:t>
+            </w:r>
+          </w:p>
+        </w:tc>
+        <w:tc>
+          <w:tcPr>
+            <w:tcW w:type="dxa" w:w="6095"/>
             <w:gridSpan w:val="2"/>
             <w:tcBorders>
               <w:top w:val="single" w:color="333333" w:sz="4"/>
@@ -936,48 +1821,15 @@
                 <w:sz w:val="21"/>
                 <w:szCs w:val="21"/>
               </w:rPr>
-              <w:t xml:space="preserve">기본촬영</w:t>
-            </w:r>
-          </w:p>
-        </w:tc>
-        <w:tc>
-          <w:tcPr>
-            <w:tcW w:type="dxa" w:w="2026"/>
-            <w:tcBorders>
-              <w:top w:val="single" w:color="333333" w:sz="4"/>
-              <w:left w:val="single" w:color="333333" w:sz="4"/>
-              <w:bottom w:val="single" w:color="333333" w:sz="4"/>
-              <w:right w:val="single" w:color="333333" w:sz="4"/>
-            </w:tcBorders>
-            <w:tcMar>
-              <w:top w:type="dxa" w:w="100"/>
-              <w:left w:type="dxa" w:w="100"/>
-              <w:bottom w:type="dxa" w:w="100"/>
-              <w:right w:type="dxa" w:w="100"/>
-            </w:tcMar>
-            <w:vAlign w:val="center"/>
-          </w:tcPr>
-          <w:p>
-            <w:pPr>
-              <w:jc w:val="center"/>
-            </w:pPr>
-            <w:r>
-              <w:rPr>
-                <w:rFonts w:ascii="맑은 고딕" w:cs="맑은 고딕" w:eastAsia="맑은 고딕" w:hAnsi="맑은 고딕"/>
-                <w:b w:val="false"/>
-                <w:bCs w:val="false"/>
-                <w:sz w:val="21"/>
-                <w:szCs w:val="21"/>
-              </w:rPr>
-              <w:t xml:space="preserve">₩{기본가}</w:t>
-            </w:r>
-          </w:p>
-        </w:tc>
-      </w:tr>
-      <w:tr>
-        <w:tc>
-          <w:tcPr>
-            <w:tcW w:type="dxa" w:w="2600"/>
+              <w:t xml:space="preserve">{성명}</w:t>
+            </w:r>
+          </w:p>
+        </w:tc>
+      </w:tr>
+      <w:tr>
+        <w:tc>
+          <w:tcPr>
+            <w:tcW w:type="dxa" w:w="2689"/>
             <w:tcBorders>
               <w:top w:val="single" w:color="333333" w:sz="4"/>
               <w:left w:val="single" w:color="333333" w:sz="4"/>
@@ -1005,81 +1857,81 @@
                 <w:sz w:val="21"/>
                 <w:szCs w:val="21"/>
               </w:rPr>
-              <w:t xml:space="preserve">추가옵션 1</w:t>
-            </w:r>
-          </w:p>
-        </w:tc>
-        <w:tc>
-          <w:tcPr>
-            <w:tcW w:type="dxa" w:w="4400"/>
-            <w:tcBorders>
-              <w:top w:val="single" w:color="333333" w:sz="4"/>
-              <w:left w:val="single" w:color="333333" w:sz="4"/>
-              <w:bottom w:val="single" w:color="333333" w:sz="4"/>
-              <w:right w:val="single" w:color="333333" w:sz="4"/>
-            </w:tcBorders>
-            <w:tcMar>
-              <w:top w:type="dxa" w:w="100"/>
-              <w:left w:type="dxa" w:w="100"/>
-              <w:bottom w:type="dxa" w:w="100"/>
-              <w:right w:type="dxa" w:w="100"/>
-            </w:tcMar>
-            <w:vAlign w:val="center"/>
-          </w:tcPr>
-          <w:p>
-            <w:pPr>
-              <w:jc w:val="center"/>
-            </w:pPr>
-            <w:r>
-              <w:rPr>
-                <w:rFonts w:ascii="맑은 고딕" w:cs="맑은 고딕" w:eastAsia="맑은 고딕" w:hAnsi="맑은 고딕"/>
-                <w:b w:val="false"/>
-                <w:bCs w:val="false"/>
-                <w:sz w:val="21"/>
-                <w:szCs w:val="21"/>
-              </w:rPr>
-              <w:t xml:space="preserve">{옵션1라벨}</w:t>
-            </w:r>
-          </w:p>
-        </w:tc>
-        <w:tc>
-          <w:tcPr>
-            <w:tcW w:type="dxa" w:w="2026"/>
-            <w:tcBorders>
-              <w:top w:val="single" w:color="333333" w:sz="4"/>
-              <w:left w:val="single" w:color="333333" w:sz="4"/>
-              <w:bottom w:val="single" w:color="333333" w:sz="4"/>
-              <w:right w:val="single" w:color="333333" w:sz="4"/>
-            </w:tcBorders>
-            <w:tcMar>
-              <w:top w:type="dxa" w:w="100"/>
-              <w:left w:type="dxa" w:w="100"/>
-              <w:bottom w:type="dxa" w:w="100"/>
-              <w:right w:type="dxa" w:w="100"/>
-            </w:tcMar>
-            <w:vAlign w:val="center"/>
-          </w:tcPr>
-          <w:p>
-            <w:pPr>
-              <w:jc w:val="center"/>
-            </w:pPr>
-            <w:r>
-              <w:rPr>
-                <w:rFonts w:ascii="맑은 고딕" w:cs="맑은 고딕" w:eastAsia="맑은 고딕" w:hAnsi="맑은 고딕"/>
-                <w:b w:val="false"/>
-                <w:bCs w:val="false"/>
-                <w:sz w:val="21"/>
-                <w:szCs w:val="21"/>
-              </w:rPr>
-              <w:t xml:space="preserve">₩{옵션1금액}</w:t>
-            </w:r>
-          </w:p>
-        </w:tc>
-      </w:tr>
-      <w:tr>
-        <w:tc>
-          <w:tcPr>
-            <w:tcW w:type="dxa" w:w="2600"/>
+              <w:t xml:space="preserve">생년월일(8자리)*</w:t>
+            </w:r>
+          </w:p>
+        </w:tc>
+        <w:tc>
+          <w:tcPr>
+            <w:tcW w:type="dxa" w:w="2480"/>
+            <w:tcBorders>
+              <w:top w:val="single" w:color="333333" w:sz="4"/>
+              <w:left w:val="single" w:color="333333" w:sz="4"/>
+              <w:bottom w:val="single" w:color="333333" w:sz="4"/>
+              <w:right w:val="single" w:color="333333" w:sz="4"/>
+            </w:tcBorders>
+            <w:tcMar>
+              <w:top w:type="dxa" w:w="100"/>
+              <w:left w:type="dxa" w:w="100"/>
+              <w:bottom w:type="dxa" w:w="100"/>
+              <w:right w:type="dxa" w:w="100"/>
+            </w:tcMar>
+            <w:vAlign w:val="center"/>
+          </w:tcPr>
+          <w:p>
+            <w:pPr>
+              <w:jc w:val="center"/>
+            </w:pPr>
+            <w:r>
+              <w:rPr>
+                <w:rFonts w:ascii="맑은 고딕" w:cs="맑은 고딕" w:eastAsia="맑은 고딕" w:hAnsi="맑은 고딕"/>
+                <w:b w:val="false"/>
+                <w:bCs w:val="false"/>
+                <w:sz w:val="21"/>
+                <w:szCs w:val="21"/>
+              </w:rPr>
+              <w:t xml:space="preserve">{생년월일}</w:t>
+            </w:r>
+          </w:p>
+        </w:tc>
+        <w:tc>
+          <w:tcPr>
+            <w:tcW w:type="dxa" w:w="3615"/>
+            <w:tcBorders>
+              <w:top w:val="single" w:color="333333" w:sz="4"/>
+              <w:left w:val="single" w:color="333333" w:sz="4"/>
+              <w:bottom w:val="single" w:color="333333" w:sz="4"/>
+              <w:right w:val="single" w:color="333333" w:sz="4"/>
+            </w:tcBorders>
+            <w:tcMar>
+              <w:top w:type="dxa" w:w="100"/>
+              <w:left w:type="dxa" w:w="100"/>
+              <w:bottom w:type="dxa" w:w="100"/>
+              <w:right w:type="dxa" w:w="100"/>
+            </w:tcMar>
+            <w:vAlign w:val="center"/>
+          </w:tcPr>
+          <w:p>
+            <w:pPr>
+              <w:jc w:val="center"/>
+            </w:pPr>
+            <w:r>
+              <w:rPr>
+                <w:rFonts w:ascii="맑은 고딕" w:cs="맑은 고딕" w:eastAsia="맑은 고딕" w:hAnsi="맑은 고딕"/>
+                <w:b w:val="false"/>
+                <w:bCs w:val="false"/>
+                <w:sz w:val="21"/>
+                <w:szCs w:val="21"/>
+              </w:rPr>
+              <w:t xml:space="preserve">{성별}</w:t>
+            </w:r>
+          </w:p>
+        </w:tc>
+      </w:tr>
+      <w:tr>
+        <w:tc>
+          <w:tcPr>
+            <w:tcW w:type="dxa" w:w="2689"/>
             <w:tcBorders>
               <w:top w:val="single" w:color="333333" w:sz="4"/>
               <w:left w:val="single" w:color="333333" w:sz="4"/>
@@ -1107,81 +1959,49 @@
                 <w:sz w:val="21"/>
                 <w:szCs w:val="21"/>
               </w:rPr>
-              <w:t xml:space="preserve">추가옵션 2</w:t>
-            </w:r>
-          </w:p>
-        </w:tc>
-        <w:tc>
-          <w:tcPr>
-            <w:tcW w:type="dxa" w:w="4400"/>
-            <w:tcBorders>
-              <w:top w:val="single" w:color="333333" w:sz="4"/>
-              <w:left w:val="single" w:color="333333" w:sz="4"/>
-              <w:bottom w:val="single" w:color="333333" w:sz="4"/>
-              <w:right w:val="single" w:color="333333" w:sz="4"/>
-            </w:tcBorders>
-            <w:tcMar>
-              <w:top w:type="dxa" w:w="100"/>
-              <w:left w:type="dxa" w:w="100"/>
-              <w:bottom w:type="dxa" w:w="100"/>
-              <w:right w:type="dxa" w:w="100"/>
-            </w:tcMar>
-            <w:vAlign w:val="center"/>
-          </w:tcPr>
-          <w:p>
-            <w:pPr>
-              <w:jc w:val="center"/>
-            </w:pPr>
-            <w:r>
-              <w:rPr>
-                <w:rFonts w:ascii="맑은 고딕" w:cs="맑은 고딕" w:eastAsia="맑은 고딕" w:hAnsi="맑은 고딕"/>
-                <w:b w:val="false"/>
-                <w:bCs w:val="false"/>
-                <w:sz w:val="21"/>
-                <w:szCs w:val="21"/>
-              </w:rPr>
-              <w:t xml:space="preserve">{옵션2라벨}</w:t>
-            </w:r>
-          </w:p>
-        </w:tc>
-        <w:tc>
-          <w:tcPr>
-            <w:tcW w:type="dxa" w:w="2026"/>
-            <w:tcBorders>
-              <w:top w:val="single" w:color="333333" w:sz="4"/>
-              <w:left w:val="single" w:color="333333" w:sz="4"/>
-              <w:bottom w:val="single" w:color="333333" w:sz="4"/>
-              <w:right w:val="single" w:color="333333" w:sz="4"/>
-            </w:tcBorders>
-            <w:tcMar>
-              <w:top w:type="dxa" w:w="100"/>
-              <w:left w:type="dxa" w:w="100"/>
-              <w:bottom w:type="dxa" w:w="100"/>
-              <w:right w:type="dxa" w:w="100"/>
-            </w:tcMar>
-            <w:vAlign w:val="center"/>
-          </w:tcPr>
-          <w:p>
-            <w:pPr>
-              <w:jc w:val="center"/>
-            </w:pPr>
-            <w:r>
-              <w:rPr>
-                <w:rFonts w:ascii="맑은 고딕" w:cs="맑은 고딕" w:eastAsia="맑은 고딕" w:hAnsi="맑은 고딕"/>
-                <w:b w:val="false"/>
-                <w:bCs w:val="false"/>
-                <w:sz w:val="21"/>
-                <w:szCs w:val="21"/>
-              </w:rPr>
-              <w:t xml:space="preserve">₩{옵션2금액}</w:t>
-            </w:r>
-          </w:p>
-        </w:tc>
-      </w:tr>
-      <w:tr>
-        <w:tc>
-          <w:tcPr>
-            <w:tcW w:type="dxa" w:w="2600"/>
+              <w:t xml:space="preserve">연락처*</w:t>
+            </w:r>
+          </w:p>
+        </w:tc>
+        <w:tc>
+          <w:tcPr>
+            <w:tcW w:type="dxa" w:w="6095"/>
+            <w:gridSpan w:val="2"/>
+            <w:tcBorders>
+              <w:top w:val="single" w:color="333333" w:sz="4"/>
+              <w:left w:val="single" w:color="333333" w:sz="4"/>
+              <w:bottom w:val="single" w:color="333333" w:sz="4"/>
+              <w:right w:val="single" w:color="333333" w:sz="4"/>
+            </w:tcBorders>
+            <w:tcMar>
+              <w:top w:type="dxa" w:w="100"/>
+              <w:left w:type="dxa" w:w="100"/>
+              <w:bottom w:type="dxa" w:w="100"/>
+              <w:right w:type="dxa" w:w="100"/>
+            </w:tcMar>
+            <w:vAlign w:val="center"/>
+          </w:tcPr>
+          <w:p>
+            <w:pPr>
+              <w:jc w:val="center"/>
+            </w:pPr>
+            <w:r>
+              <w:rPr>
+                <w:rFonts w:ascii="맑은 고딕" w:cs="맑은 고딕" w:eastAsia="맑은 고딕" w:hAnsi="맑은 고딕"/>
+                <w:b w:val="false"/>
+                <w:bCs w:val="false"/>
+                <w:sz w:val="21"/>
+                <w:szCs w:val="21"/>
+              </w:rPr>
+              <w:t xml:space="preserve">{연락처}</w:t>
+            </w:r>
+          </w:p>
+        </w:tc>
+      </w:tr>
+      <w:tr>
+        <w:tc>
+          <w:tcPr>
+            <w:tcW w:type="dxa" w:w="2689"/>
             <w:tcBorders>
               <w:top w:val="single" w:color="333333" w:sz="4"/>
               <w:left w:val="single" w:color="333333" w:sz="4"/>
@@ -1209,608 +2029,7 @@
                 <w:sz w:val="21"/>
                 <w:szCs w:val="21"/>
               </w:rPr>
-              <w:t xml:space="preserve">추가옵션 3</w:t>
-            </w:r>
-          </w:p>
-        </w:tc>
-        <w:tc>
-          <w:tcPr>
-            <w:tcW w:type="dxa" w:w="4400"/>
-            <w:tcBorders>
-              <w:top w:val="single" w:color="333333" w:sz="4"/>
-              <w:left w:val="single" w:color="333333" w:sz="4"/>
-              <w:bottom w:val="single" w:color="333333" w:sz="4"/>
-              <w:right w:val="single" w:color="333333" w:sz="4"/>
-            </w:tcBorders>
-            <w:tcMar>
-              <w:top w:type="dxa" w:w="100"/>
-              <w:left w:type="dxa" w:w="100"/>
-              <w:bottom w:type="dxa" w:w="100"/>
-              <w:right w:type="dxa" w:w="100"/>
-            </w:tcMar>
-            <w:vAlign w:val="center"/>
-          </w:tcPr>
-          <w:p>
-            <w:pPr>
-              <w:jc w:val="center"/>
-            </w:pPr>
-            <w:r>
-              <w:rPr>
-                <w:rFonts w:ascii="맑은 고딕" w:cs="맑은 고딕" w:eastAsia="맑은 고딕" w:hAnsi="맑은 고딕"/>
-                <w:b w:val="false"/>
-                <w:bCs w:val="false"/>
-                <w:sz w:val="21"/>
-                <w:szCs w:val="21"/>
-              </w:rPr>
-              <w:t xml:space="preserve">{옵션3라벨}</w:t>
-            </w:r>
-          </w:p>
-        </w:tc>
-        <w:tc>
-          <w:tcPr>
-            <w:tcW w:type="dxa" w:w="2026"/>
-            <w:tcBorders>
-              <w:top w:val="single" w:color="333333" w:sz="4"/>
-              <w:left w:val="single" w:color="333333" w:sz="4"/>
-              <w:bottom w:val="single" w:color="333333" w:sz="4"/>
-              <w:right w:val="single" w:color="333333" w:sz="4"/>
-            </w:tcBorders>
-            <w:tcMar>
-              <w:top w:type="dxa" w:w="100"/>
-              <w:left w:type="dxa" w:w="100"/>
-              <w:bottom w:type="dxa" w:w="100"/>
-              <w:right w:type="dxa" w:w="100"/>
-            </w:tcMar>
-            <w:vAlign w:val="center"/>
-          </w:tcPr>
-          <w:p>
-            <w:pPr>
-              <w:jc w:val="center"/>
-            </w:pPr>
-            <w:r>
-              <w:rPr>
-                <w:rFonts w:ascii="맑은 고딕" w:cs="맑은 고딕" w:eastAsia="맑은 고딕" w:hAnsi="맑은 고딕"/>
-                <w:b w:val="false"/>
-                <w:bCs w:val="false"/>
-                <w:sz w:val="21"/>
-                <w:szCs w:val="21"/>
-              </w:rPr>
-              <w:t xml:space="preserve">₩{옵션3금액}</w:t>
-            </w:r>
-          </w:p>
-        </w:tc>
-      </w:tr>
-      <w:tr>
-        <w:tc>
-          <w:tcPr>
-            <w:tcW w:type="dxa" w:w="7000"/>
-            <w:gridSpan w:val="2"/>
-            <w:tcBorders>
-              <w:top w:val="single" w:color="333333" w:sz="4"/>
-              <w:left w:val="single" w:color="333333" w:sz="4"/>
-              <w:bottom w:val="single" w:color="333333" w:sz="4"/>
-              <w:right w:val="single" w:color="333333" w:sz="4"/>
-            </w:tcBorders>
-            <w:shd w:fill="F2F2F2" w:color="auto" w:val="clear"/>
-            <w:tcMar>
-              <w:top w:type="dxa" w:w="100"/>
-              <w:left w:type="dxa" w:w="100"/>
-              <w:bottom w:type="dxa" w:w="100"/>
-              <w:right w:type="dxa" w:w="100"/>
-            </w:tcMar>
-            <w:vAlign w:val="center"/>
-          </w:tcPr>
-          <w:p>
-            <w:pPr>
-              <w:jc w:val="center"/>
-            </w:pPr>
-            <w:r>
-              <w:rPr>
-                <w:rFonts w:ascii="맑은 고딕" w:cs="맑은 고딕" w:eastAsia="맑은 고딕" w:hAnsi="맑은 고딕"/>
-                <w:b w:val="false"/>
-                <w:bCs w:val="false"/>
-                <w:sz w:val="21"/>
-                <w:szCs w:val="21"/>
-              </w:rPr>
-              <w:t xml:space="preserve">계</w:t>
-            </w:r>
-          </w:p>
-        </w:tc>
-        <w:tc>
-          <w:tcPr>
-            <w:tcW w:type="dxa" w:w="2026"/>
-            <w:tcBorders>
-              <w:top w:val="single" w:color="333333" w:sz="4"/>
-              <w:left w:val="single" w:color="333333" w:sz="4"/>
-              <w:bottom w:val="single" w:color="333333" w:sz="4"/>
-              <w:right w:val="single" w:color="333333" w:sz="4"/>
-            </w:tcBorders>
-            <w:tcMar>
-              <w:top w:type="dxa" w:w="100"/>
-              <w:left w:type="dxa" w:w="100"/>
-              <w:bottom w:type="dxa" w:w="100"/>
-              <w:right w:type="dxa" w:w="100"/>
-            </w:tcMar>
-            <w:vAlign w:val="center"/>
-          </w:tcPr>
-          <w:p>
-            <w:pPr>
-              <w:jc w:val="center"/>
-            </w:pPr>
-            <w:r>
-              <w:rPr>
-                <w:rFonts w:ascii="맑은 고딕" w:cs="맑은 고딕" w:eastAsia="맑은 고딕" w:hAnsi="맑은 고딕"/>
-                <w:b w:val="false"/>
-                <w:bCs w:val="false"/>
-                <w:sz w:val="21"/>
-                <w:szCs w:val="21"/>
-              </w:rPr>
-              <w:t xml:space="preserve">₩{합계}</w:t>
-            </w:r>
-          </w:p>
-        </w:tc>
-      </w:tr>
-    </w:tbl>
-    <w:p>
-      <w:pPr>
-        <w:spacing w:after="200" w:before="80"/>
-      </w:pPr>
-      <w:r>
-        <w:rPr>
-          <w:rFonts w:ascii="맑은 고딕" w:cs="맑은 고딕" w:eastAsia="맑은 고딕" w:hAnsi="맑은 고딕"/>
-          <w:sz w:val="18"/>
-          <w:szCs w:val="18"/>
-        </w:rPr>
-        <w:t xml:space="preserve">*입금계좌: </w:t>
-      </w:r>
-      <w:r>
-        <w:rPr>
-          <w:rFonts w:ascii="맑은 고딕" w:cs="맑은 고딕" w:eastAsia="맑은 고딕" w:hAnsi="맑은 고딕"/>
-          <w:b/>
-          <w:bCs/>
-          <w:sz w:val="18"/>
-          <w:szCs w:val="18"/>
-        </w:rPr>
-        <w:t xml:space="preserve">{계좌}</w:t>
-      </w:r>
-    </w:p>
-    <w:tbl>
-      <w:tblPr>
-        <w:tblW w:type="dxa" w:w="9026"/>
-        <w:tblBorders>
-          <w:top w:val="single" w:color="auto" w:sz="4"/>
-          <w:left w:val="single" w:color="auto" w:sz="4"/>
-          <w:bottom w:val="single" w:color="auto" w:sz="4"/>
-          <w:right w:val="single" w:color="auto" w:sz="4"/>
-          <w:insideH w:val="single" w:color="auto" w:sz="4"/>
-          <w:insideV w:val="single" w:color="auto" w:sz="4"/>
-        </w:tblBorders>
-      </w:tblPr>
-      <w:tblGrid>
-        <w:gridCol w:w="2600"/>
-        <w:gridCol w:w="4400"/>
-        <w:gridCol w:w="2026"/>
-      </w:tblGrid>
-      <w:tr>
-        <w:tc>
-          <w:tcPr>
-            <w:tcW w:type="dxa" w:w="2600"/>
-            <w:tcBorders>
-              <w:top w:val="single" w:color="333333" w:sz="4"/>
-              <w:left w:val="single" w:color="333333" w:sz="4"/>
-              <w:bottom w:val="single" w:color="333333" w:sz="4"/>
-              <w:right w:val="single" w:color="333333" w:sz="4"/>
-            </w:tcBorders>
-            <w:shd w:fill="F2F2F2" w:color="auto" w:val="clear"/>
-            <w:tcMar>
-              <w:top w:type="dxa" w:w="100"/>
-              <w:left w:type="dxa" w:w="100"/>
-              <w:bottom w:type="dxa" w:w="100"/>
-              <w:right w:type="dxa" w:w="100"/>
-            </w:tcMar>
-            <w:vAlign w:val="center"/>
-          </w:tcPr>
-          <w:p>
-            <w:pPr>
-              <w:jc w:val="center"/>
-            </w:pPr>
-            <w:r>
-              <w:rPr>
-                <w:rFonts w:ascii="맑은 고딕" w:cs="맑은 고딕" w:eastAsia="맑은 고딕" w:hAnsi="맑은 고딕"/>
-                <w:b w:val="false"/>
-                <w:bCs w:val="false"/>
-                <w:sz w:val="21"/>
-                <w:szCs w:val="21"/>
-              </w:rPr>
-              <w:t xml:space="preserve">완성본의 '푸르른 스튜디</w:t>
-            </w:r>
-          </w:p>
-          <w:p>
-            <w:pPr>
-              <w:jc w:val="center"/>
-            </w:pPr>
-            <w:r>
-              <w:rPr>
-                <w:rFonts w:ascii="맑은 고딕" w:cs="맑은 고딕" w:eastAsia="맑은 고딕" w:hAnsi="맑은 고딕"/>
-                <w:b w:val="false"/>
-                <w:bCs w:val="false"/>
-                <w:sz w:val="21"/>
-                <w:szCs w:val="21"/>
-              </w:rPr>
-              <w:t xml:space="preserve">오' 인스타그램 게시</w:t>
-            </w:r>
-          </w:p>
-        </w:tc>
-        <w:tc>
-          <w:tcPr>
-            <w:tcW w:type="dxa" w:w="6426"/>
-            <w:gridSpan w:val="2"/>
-            <w:tcBorders>
-              <w:top w:val="single" w:color="333333" w:sz="4"/>
-              <w:left w:val="single" w:color="333333" w:sz="4"/>
-              <w:bottom w:val="single" w:color="333333" w:sz="4"/>
-              <w:right w:val="single" w:color="333333" w:sz="4"/>
-            </w:tcBorders>
-            <w:tcMar>
-              <w:top w:type="dxa" w:w="100"/>
-              <w:left w:type="dxa" w:w="100"/>
-              <w:bottom w:type="dxa" w:w="100"/>
-              <w:right w:type="dxa" w:w="100"/>
-            </w:tcMar>
-            <w:vAlign w:val="center"/>
-          </w:tcPr>
-          <w:p>
-            <w:pPr>
-              <w:jc w:val="center"/>
-            </w:pPr>
-            <w:r>
-              <w:rPr>
-                <w:rFonts w:ascii="맑은 고딕" w:cs="맑은 고딕" w:eastAsia="맑은 고딕" w:hAnsi="맑은 고딕"/>
-                <w:b w:val="false"/>
-                <w:bCs w:val="false"/>
-                <w:sz w:val="21"/>
-                <w:szCs w:val="21"/>
-              </w:rPr>
-              <w:t xml:space="preserve">{SNS동의}</w:t>
-            </w:r>
-          </w:p>
-        </w:tc>
-      </w:tr>
-    </w:tbl>
-    <w:p>
-      <w:pPr>
-        <w:spacing w:before="600"/>
-        <w:ind w:left="1800"/>
-      </w:pPr>
-      <w:r>
-        <w:rPr>
-          <w:rFonts w:ascii="맑은 고딕" w:cs="맑은 고딕" w:eastAsia="맑은 고딕" w:hAnsi="맑은 고딕"/>
-          <w:sz w:val="24"/>
-          <w:szCs w:val="24"/>
-        </w:rPr>
-        <w:t xml:space="preserve">20</w:t>
-      </w:r>
-      <w:r>
-        <w:rPr>
-          <w:rFonts w:ascii="맑은 고딕" w:cs="맑은 고딕" w:eastAsia="맑은 고딕" w:hAnsi="맑은 고딕"/>
-          <w:sz w:val="24"/>
-          <w:szCs w:val="24"/>
-        </w:rPr>
-        <w:t xml:space="preserve">        .        .        .</w:t>
-      </w:r>
-    </w:p>
-    <w:p>
-      <w:r>
-        <w:br w:type="page"/>
-      </w:r>
-    </w:p>
-    <w:p>
-      <w:pPr>
-        <w:spacing w:after="300"/>
-        <w:jc w:val="center"/>
-      </w:pPr>
-      <w:r>
-        <w:rPr>
-          <w:rFonts w:ascii="맑은 고딕" w:cs="맑은 고딕" w:eastAsia="맑은 고딕" w:hAnsi="맑은 고딕"/>
-          <w:b/>
-          <w:bCs/>
-          <w:sz w:val="40"/>
-          <w:szCs w:val="40"/>
-        </w:rPr>
-        <w:t xml:space="preserve">푸르른 스튜디오 촬영 기록표</w:t>
-      </w:r>
-    </w:p>
-    <w:tbl>
-      <w:tblPr>
-        <w:tblW w:type="dxa" w:w="9026"/>
-        <w:tblBorders>
-          <w:top w:val="single" w:color="auto" w:sz="4"/>
-          <w:left w:val="single" w:color="auto" w:sz="4"/>
-          <w:bottom w:val="single" w:color="auto" w:sz="4"/>
-          <w:right w:val="single" w:color="auto" w:sz="4"/>
-          <w:insideH w:val="single" w:color="auto" w:sz="4"/>
-          <w:insideV w:val="single" w:color="auto" w:sz="4"/>
-        </w:tblBorders>
-      </w:tblPr>
-      <w:tblGrid>
-        <w:gridCol w:w="2600"/>
-        <w:gridCol w:w="4400"/>
-        <w:gridCol w:w="2026"/>
-      </w:tblGrid>
-      <w:tr>
-        <w:tc>
-          <w:tcPr>
-            <w:tcW w:type="dxa" w:w="2600"/>
-            <w:tcBorders>
-              <w:top w:val="single" w:color="333333" w:sz="4"/>
-              <w:left w:val="single" w:color="333333" w:sz="4"/>
-              <w:bottom w:val="single" w:color="333333" w:sz="4"/>
-              <w:right w:val="single" w:color="333333" w:sz="4"/>
-            </w:tcBorders>
-            <w:shd w:fill="F2F2F2" w:color="auto" w:val="clear"/>
-            <w:tcMar>
-              <w:top w:type="dxa" w:w="100"/>
-              <w:left w:type="dxa" w:w="100"/>
-              <w:bottom w:type="dxa" w:w="100"/>
-              <w:right w:type="dxa" w:w="100"/>
-            </w:tcMar>
-            <w:vAlign w:val="center"/>
-          </w:tcPr>
-          <w:p>
-            <w:pPr>
-              <w:jc w:val="center"/>
-            </w:pPr>
-            <w:r>
-              <w:rPr>
-                <w:rFonts w:ascii="맑은 고딕" w:cs="맑은 고딕" w:eastAsia="맑은 고딕" w:hAnsi="맑은 고딕"/>
-                <w:b w:val="false"/>
-                <w:bCs w:val="false"/>
-                <w:sz w:val="21"/>
-                <w:szCs w:val="21"/>
-              </w:rPr>
-              <w:t xml:space="preserve">성명</w:t>
-            </w:r>
-          </w:p>
-        </w:tc>
-        <w:tc>
-          <w:tcPr>
-            <w:tcW w:type="dxa" w:w="6426"/>
-            <w:gridSpan w:val="2"/>
-            <w:tcBorders>
-              <w:top w:val="single" w:color="333333" w:sz="4"/>
-              <w:left w:val="single" w:color="333333" w:sz="4"/>
-              <w:bottom w:val="single" w:color="333333" w:sz="4"/>
-              <w:right w:val="single" w:color="333333" w:sz="4"/>
-            </w:tcBorders>
-            <w:tcMar>
-              <w:top w:type="dxa" w:w="100"/>
-              <w:left w:type="dxa" w:w="100"/>
-              <w:bottom w:type="dxa" w:w="100"/>
-              <w:right w:type="dxa" w:w="100"/>
-            </w:tcMar>
-            <w:vAlign w:val="center"/>
-          </w:tcPr>
-          <w:p>
-            <w:pPr>
-              <w:jc w:val="center"/>
-            </w:pPr>
-            <w:r>
-              <w:rPr>
-                <w:rFonts w:ascii="맑은 고딕" w:cs="맑은 고딕" w:eastAsia="맑은 고딕" w:hAnsi="맑은 고딕"/>
-                <w:b w:val="false"/>
-                <w:bCs w:val="false"/>
-                <w:sz w:val="21"/>
-                <w:szCs w:val="21"/>
-              </w:rPr>
-              <w:t xml:space="preserve">{성명}</w:t>
-            </w:r>
-          </w:p>
-        </w:tc>
-      </w:tr>
-      <w:tr>
-        <w:tc>
-          <w:tcPr>
-            <w:tcW w:type="dxa" w:w="2600"/>
-            <w:tcBorders>
-              <w:top w:val="single" w:color="333333" w:sz="4"/>
-              <w:left w:val="single" w:color="333333" w:sz="4"/>
-              <w:bottom w:val="single" w:color="333333" w:sz="4"/>
-              <w:right w:val="single" w:color="333333" w:sz="4"/>
-            </w:tcBorders>
-            <w:shd w:fill="F2F2F2" w:color="auto" w:val="clear"/>
-            <w:tcMar>
-              <w:top w:type="dxa" w:w="100"/>
-              <w:left w:type="dxa" w:w="100"/>
-              <w:bottom w:type="dxa" w:w="100"/>
-              <w:right w:type="dxa" w:w="100"/>
-            </w:tcMar>
-            <w:vAlign w:val="center"/>
-          </w:tcPr>
-          <w:p>
-            <w:pPr>
-              <w:jc w:val="center"/>
-            </w:pPr>
-            <w:r>
-              <w:rPr>
-                <w:rFonts w:ascii="맑은 고딕" w:cs="맑은 고딕" w:eastAsia="맑은 고딕" w:hAnsi="맑은 고딕"/>
-                <w:b w:val="false"/>
-                <w:bCs w:val="false"/>
-                <w:sz w:val="21"/>
-                <w:szCs w:val="21"/>
-              </w:rPr>
-              <w:t xml:space="preserve">생년월일(8자리)</w:t>
-            </w:r>
-          </w:p>
-        </w:tc>
-        <w:tc>
-          <w:tcPr>
-            <w:tcW w:type="dxa" w:w="4400"/>
-            <w:tcBorders>
-              <w:top w:val="single" w:color="333333" w:sz="4"/>
-              <w:left w:val="single" w:color="333333" w:sz="4"/>
-              <w:bottom w:val="single" w:color="333333" w:sz="4"/>
-              <w:right w:val="single" w:color="333333" w:sz="4"/>
-            </w:tcBorders>
-            <w:tcMar>
-              <w:top w:type="dxa" w:w="100"/>
-              <w:left w:type="dxa" w:w="100"/>
-              <w:bottom w:type="dxa" w:w="100"/>
-              <w:right w:type="dxa" w:w="100"/>
-            </w:tcMar>
-            <w:vAlign w:val="center"/>
-          </w:tcPr>
-          <w:p>
-            <w:pPr>
-              <w:jc w:val="center"/>
-            </w:pPr>
-            <w:r>
-              <w:rPr>
-                <w:rFonts w:ascii="맑은 고딕" w:cs="맑은 고딕" w:eastAsia="맑은 고딕" w:hAnsi="맑은 고딕"/>
-                <w:b w:val="false"/>
-                <w:bCs w:val="false"/>
-                <w:sz w:val="21"/>
-                <w:szCs w:val="21"/>
-              </w:rPr>
-              <w:t xml:space="preserve">{생년월일}</w:t>
-            </w:r>
-          </w:p>
-        </w:tc>
-        <w:tc>
-          <w:tcPr>
-            <w:tcW w:type="dxa" w:w="2026"/>
-            <w:tcBorders>
-              <w:top w:val="single" w:color="333333" w:sz="4"/>
-              <w:left w:val="single" w:color="333333" w:sz="4"/>
-              <w:bottom w:val="single" w:color="333333" w:sz="4"/>
-              <w:right w:val="single" w:color="333333" w:sz="4"/>
-            </w:tcBorders>
-            <w:tcMar>
-              <w:top w:type="dxa" w:w="100"/>
-              <w:left w:type="dxa" w:w="100"/>
-              <w:bottom w:type="dxa" w:w="100"/>
-              <w:right w:type="dxa" w:w="100"/>
-            </w:tcMar>
-            <w:vAlign w:val="center"/>
-          </w:tcPr>
-          <w:p>
-            <w:pPr>
-              <w:jc w:val="center"/>
-            </w:pPr>
-            <w:r>
-              <w:rPr>
-                <w:rFonts w:ascii="맑은 고딕" w:cs="맑은 고딕" w:eastAsia="맑은 고딕" w:hAnsi="맑은 고딕"/>
-                <w:b w:val="false"/>
-                <w:bCs w:val="false"/>
-                <w:sz w:val="21"/>
-                <w:szCs w:val="21"/>
-              </w:rPr>
-              <w:t xml:space="preserve">{성별}</w:t>
-            </w:r>
-          </w:p>
-        </w:tc>
-      </w:tr>
-      <w:tr>
-        <w:tc>
-          <w:tcPr>
-            <w:tcW w:type="dxa" w:w="2600"/>
-            <w:tcBorders>
-              <w:top w:val="single" w:color="333333" w:sz="4"/>
-              <w:left w:val="single" w:color="333333" w:sz="4"/>
-              <w:bottom w:val="single" w:color="333333" w:sz="4"/>
-              <w:right w:val="single" w:color="333333" w:sz="4"/>
-            </w:tcBorders>
-            <w:shd w:fill="F2F2F2" w:color="auto" w:val="clear"/>
-            <w:tcMar>
-              <w:top w:type="dxa" w:w="100"/>
-              <w:left w:type="dxa" w:w="100"/>
-              <w:bottom w:type="dxa" w:w="100"/>
-              <w:right w:type="dxa" w:w="100"/>
-            </w:tcMar>
-            <w:vAlign w:val="center"/>
-          </w:tcPr>
-          <w:p>
-            <w:pPr>
-              <w:jc w:val="center"/>
-            </w:pPr>
-            <w:r>
-              <w:rPr>
-                <w:rFonts w:ascii="맑은 고딕" w:cs="맑은 고딕" w:eastAsia="맑은 고딕" w:hAnsi="맑은 고딕"/>
-                <w:b w:val="false"/>
-                <w:bCs w:val="false"/>
-                <w:sz w:val="21"/>
-                <w:szCs w:val="21"/>
-              </w:rPr>
-              <w:t xml:space="preserve">연락처</w:t>
-            </w:r>
-          </w:p>
-        </w:tc>
-        <w:tc>
-          <w:tcPr>
-            <w:tcW w:type="dxa" w:w="6426"/>
-            <w:gridSpan w:val="2"/>
-            <w:tcBorders>
-              <w:top w:val="single" w:color="333333" w:sz="4"/>
-              <w:left w:val="single" w:color="333333" w:sz="4"/>
-              <w:bottom w:val="single" w:color="333333" w:sz="4"/>
-              <w:right w:val="single" w:color="333333" w:sz="4"/>
-            </w:tcBorders>
-            <w:tcMar>
-              <w:top w:type="dxa" w:w="100"/>
-              <w:left w:type="dxa" w:w="100"/>
-              <w:bottom w:type="dxa" w:w="100"/>
-              <w:right w:type="dxa" w:w="100"/>
-            </w:tcMar>
-            <w:vAlign w:val="center"/>
-          </w:tcPr>
-          <w:p>
-            <w:pPr>
-              <w:jc w:val="center"/>
-            </w:pPr>
-            <w:r>
-              <w:rPr>
-                <w:rFonts w:ascii="맑은 고딕" w:cs="맑은 고딕" w:eastAsia="맑은 고딕" w:hAnsi="맑은 고딕"/>
-                <w:b w:val="false"/>
-                <w:bCs w:val="false"/>
-                <w:sz w:val="21"/>
-                <w:szCs w:val="21"/>
-              </w:rPr>
-              <w:t xml:space="preserve">{연락처}</w:t>
-            </w:r>
-          </w:p>
-        </w:tc>
-      </w:tr>
-      <w:tr>
-        <w:tc>
-          <w:tcPr>
-            <w:tcW w:type="dxa" w:w="2600"/>
-            <w:tcBorders>
-              <w:top w:val="single" w:color="333333" w:sz="4"/>
-              <w:left w:val="single" w:color="333333" w:sz="4"/>
-              <w:bottom w:val="single" w:color="333333" w:sz="4"/>
-              <w:right w:val="single" w:color="333333" w:sz="4"/>
-            </w:tcBorders>
-            <w:shd w:fill="F2F2F2" w:color="auto" w:val="clear"/>
-            <w:tcMar>
-              <w:top w:type="dxa" w:w="100"/>
-              <w:left w:type="dxa" w:w="100"/>
-              <w:bottom w:type="dxa" w:w="100"/>
-              <w:right w:type="dxa" w:w="100"/>
-            </w:tcMar>
-            <w:vAlign w:val="center"/>
-          </w:tcPr>
-          <w:p>
-            <w:pPr>
-              <w:jc w:val="center"/>
-            </w:pPr>
-            <w:r>
-              <w:rPr>
-                <w:rFonts w:ascii="맑은 고딕" w:cs="맑은 고딕" w:eastAsia="맑은 고딕" w:hAnsi="맑은 고딕"/>
-                <w:b w:val="false"/>
-                <w:bCs w:val="false"/>
-                <w:sz w:val="21"/>
-                <w:szCs w:val="21"/>
-              </w:rPr>
-              <w:t xml:space="preserve">이메일</w:t>
+              <w:t xml:space="preserve">이메일*</w:t>
             </w:r>
           </w:p>
           <w:p>
@@ -1831,7 +2050,7 @@
         </w:tc>
         <w:tc>
           <w:tcPr>
-            <w:tcW w:type="dxa" w:w="6426"/>
+            <w:tcW w:type="dxa" w:w="6095"/>
             <w:gridSpan w:val="2"/>
             <w:tcBorders>
               <w:top w:val="single" w:color="333333" w:sz="4"/>
@@ -1867,7 +2086,7 @@
       <w:tr>
         <w:tc>
           <w:tcPr>
-            <w:tcW w:type="dxa" w:w="2600"/>
+            <w:tcW w:type="dxa" w:w="2689"/>
             <w:tcBorders>
               <w:top w:val="single" w:color="333333" w:sz="4"/>
               <w:left w:val="single" w:color="333333" w:sz="4"/>
@@ -1901,7 +2120,7 @@
         </w:tc>
         <w:tc>
           <w:tcPr>
-            <w:tcW w:type="dxa" w:w="6426"/>
+            <w:tcW w:type="dxa" w:w="6095"/>
             <w:gridSpan w:val="2"/>
             <w:tcBorders>
               <w:top w:val="single" w:color="333333" w:sz="4"/>
@@ -1937,7 +2156,7 @@
       <w:tr>
         <w:tc>
           <w:tcPr>
-            <w:tcW w:type="dxa" w:w="2600"/>
+            <w:tcW w:type="dxa" w:w="2689"/>
             <w:tcBorders>
               <w:top w:val="single" w:color="333333" w:sz="4"/>
               <w:left w:val="single" w:color="333333" w:sz="4"/>
@@ -1971,7 +2190,7 @@
         </w:tc>
         <w:tc>
           <w:tcPr>
-            <w:tcW w:type="dxa" w:w="4400"/>
+            <w:tcW w:type="dxa" w:w="2480"/>
             <w:tcBorders>
               <w:top w:val="single" w:color="333333" w:sz="4"/>
               <w:left w:val="single" w:color="333333" w:sz="4"/>
@@ -2004,7 +2223,7 @@
         </w:tc>
         <w:tc>
           <w:tcPr>
-            <w:tcW w:type="dxa" w:w="2026"/>
+            <w:tcW w:type="dxa" w:w="3615"/>
             <w:tcBorders>
               <w:top w:val="single" w:color="333333" w:sz="4"/>
               <w:left w:val="single" w:color="333333" w:sz="4"/>
@@ -2039,7 +2258,7 @@
       <w:tr>
         <w:tc>
           <w:tcPr>
-            <w:tcW w:type="dxa" w:w="2600"/>
+            <w:tcW w:type="dxa" w:w="2689"/>
             <w:tcBorders>
               <w:top w:val="single" w:color="333333" w:sz="4"/>
               <w:left w:val="single" w:color="333333" w:sz="4"/>
@@ -2073,7 +2292,7 @@
         </w:tc>
         <w:tc>
           <w:tcPr>
-            <w:tcW w:type="dxa" w:w="6426"/>
+            <w:tcW w:type="dxa" w:w="6095"/>
             <w:gridSpan w:val="2"/>
             <w:tcBorders>
               <w:top w:val="single" w:color="333333" w:sz="4"/>
@@ -2109,7 +2328,7 @@
       <w:tr>
         <w:tc>
           <w:tcPr>
-            <w:tcW w:type="dxa" w:w="2600"/>
+            <w:tcW w:type="dxa" w:w="2689"/>
             <w:tcBorders>
               <w:top w:val="single" w:color="333333" w:sz="4"/>
               <w:left w:val="single" w:color="333333" w:sz="4"/>
@@ -2143,7 +2362,7 @@
         </w:tc>
         <w:tc>
           <w:tcPr>
-            <w:tcW w:type="dxa" w:w="6426"/>
+            <w:tcW w:type="dxa" w:w="6095"/>
             <w:gridSpan w:val="2"/>
             <w:tcBorders>
               <w:top w:val="single" w:color="333333" w:sz="4"/>
@@ -2176,41 +2395,46 @@
           </w:p>
         </w:tc>
       </w:tr>
-    </w:tbl>
-    <w:p>
-      <w:pPr>
-        <w:spacing w:after="200" w:before="80"/>
-      </w:pPr>
-      <w:r>
-        <w:rPr>
-          <w:rFonts w:ascii="맑은 고딕" w:cs="맑은 고딕" w:eastAsia="맑은 고딕" w:hAnsi="맑은 고딕"/>
-          <w:sz w:val="18"/>
-          <w:szCs w:val="18"/>
-        </w:rPr>
-        <w:t xml:space="preserve">*배우가 미성년자이거나, 1명의 배우가 대표로 예약한 경우에만 작성합니다.</w:t>
-      </w:r>
-    </w:p>
-    <w:tbl>
-      <w:tblPr>
-        <w:tblW w:type="dxa" w:w="9026"/>
-        <w:tblBorders>
-          <w:top w:val="single" w:color="auto" w:sz="4"/>
-          <w:left w:val="single" w:color="auto" w:sz="4"/>
-          <w:bottom w:val="single" w:color="auto" w:sz="4"/>
-          <w:right w:val="single" w:color="auto" w:sz="4"/>
-          <w:insideH w:val="single" w:color="auto" w:sz="4"/>
-          <w:insideV w:val="single" w:color="auto" w:sz="4"/>
-        </w:tblBorders>
-      </w:tblPr>
-      <w:tblGrid>
-        <w:gridCol w:w="2600"/>
-        <w:gridCol w:w="4400"/>
-        <w:gridCol w:w="2026"/>
-      </w:tblGrid>
-      <w:tr>
-        <w:tc>
-          <w:tcPr>
-            <w:tcW w:type="dxa" w:w="2600"/>
+      <w:tr>
+        <w:tc>
+          <w:tcPr>
+            <w:tcW w:type="dxa" w:w="8784"/>
+            <w:gridSpan w:val="3"/>
+            <w:tcBorders>
+              <w:top w:val="single" w:color="333333" w:sz="4"/>
+              <w:left w:val="single" w:color="333333" w:sz="4"/>
+              <w:bottom w:val="single" w:color="333333" w:sz="4"/>
+              <w:right w:val="single" w:color="333333" w:sz="4"/>
+            </w:tcBorders>
+            <w:tcMar>
+              <w:top w:type="dxa" w:w="100"/>
+              <w:left w:type="dxa" w:w="100"/>
+              <w:bottom w:type="dxa" w:w="100"/>
+              <w:right w:type="dxa" w:w="100"/>
+            </w:tcMar>
+            <w:vAlign w:val="center"/>
+          </w:tcPr>
+          <w:p>
+            <w:pPr>
+              <w:jc w:val="left"/>
+            </w:pPr>
+            <w:r>
+              <w:rPr>
+                <w:rFonts w:ascii="맑은 고딕" w:cs="맑은 고딕" w:eastAsia="맑은 고딕" w:hAnsi="맑은 고딕"/>
+                <w:b w:val="false"/>
+                <w:bCs w:val="false"/>
+                <w:sz w:val="17"/>
+                <w:szCs w:val="17"/>
+              </w:rPr>
+              <w:t xml:space="preserve">*신청자란은 배우가 미성년자이거나 1명의 배우가 대표로 예약한 경우에만 작성합니다.</w:t>
+            </w:r>
+          </w:p>
+        </w:tc>
+      </w:tr>
+      <w:tr>
+        <w:tc>
+          <w:tcPr>
+            <w:tcW w:type="dxa" w:w="2689"/>
             <w:tcBorders>
               <w:top w:val="single" w:color="333333" w:sz="4"/>
               <w:left w:val="single" w:color="333333" w:sz="4"/>
@@ -2238,13 +2462,13 @@
                 <w:sz w:val="21"/>
                 <w:szCs w:val="21"/>
               </w:rPr>
-              <w:t xml:space="preserve">촬영일시</w:t>
-            </w:r>
-          </w:p>
-        </w:tc>
-        <w:tc>
-          <w:tcPr>
-            <w:tcW w:type="dxa" w:w="6426"/>
+              <w:t xml:space="preserve">촬영일시*</w:t>
+            </w:r>
+          </w:p>
+        </w:tc>
+        <w:tc>
+          <w:tcPr>
+            <w:tcW w:type="dxa" w:w="6095"/>
             <w:gridSpan w:val="2"/>
             <w:tcBorders>
               <w:top w:val="single" w:color="333333" w:sz="4"/>
@@ -2280,7 +2504,7 @@
       <w:tr>
         <w:tc>
           <w:tcPr>
-            <w:tcW w:type="dxa" w:w="2600"/>
+            <w:tcW w:type="dxa" w:w="2689"/>
             <w:tcBorders>
               <w:top w:val="single" w:color="333333" w:sz="4"/>
               <w:left w:val="single" w:color="333333" w:sz="4"/>
@@ -2308,13 +2532,13 @@
                 <w:sz w:val="21"/>
                 <w:szCs w:val="21"/>
               </w:rPr>
-              <w:t xml:space="preserve">완성본 전달예정일</w:t>
-            </w:r>
-          </w:p>
-        </w:tc>
-        <w:tc>
-          <w:tcPr>
-            <w:tcW w:type="dxa" w:w="6426"/>
+              <w:t xml:space="preserve">완성본 전달예정일*</w:t>
+            </w:r>
+          </w:p>
+        </w:tc>
+        <w:tc>
+          <w:tcPr>
+            <w:tcW w:type="dxa" w:w="6095"/>
             <w:gridSpan w:val="2"/>
             <w:tcBorders>
               <w:top w:val="single" w:color="333333" w:sz="4"/>
@@ -2347,33 +2571,79 @@
           </w:p>
         </w:tc>
       </w:tr>
-    </w:tbl>
-    <w:p>
-      <w:pPr>
-        <w:spacing w:after="0" w:before="200"/>
-      </w:pPr>
-    </w:p>
-    <w:tbl>
-      <w:tblPr>
-        <w:tblW w:type="dxa" w:w="9026"/>
-        <w:tblBorders>
-          <w:top w:val="single" w:color="auto" w:sz="4"/>
-          <w:left w:val="single" w:color="auto" w:sz="4"/>
-          <w:bottom w:val="single" w:color="auto" w:sz="4"/>
-          <w:right w:val="single" w:color="auto" w:sz="4"/>
-          <w:insideH w:val="single" w:color="auto" w:sz="4"/>
-          <w:insideV w:val="single" w:color="auto" w:sz="4"/>
-        </w:tblBorders>
-      </w:tblPr>
-      <w:tblGrid>
-        <w:gridCol w:w="2600"/>
-        <w:gridCol w:w="4400"/>
-        <w:gridCol w:w="2026"/>
-      </w:tblGrid>
-      <w:tr>
-        <w:tc>
-          <w:tcPr>
-            <w:tcW w:type="dxa" w:w="9026"/>
+      <w:tr>
+        <w:tc>
+          <w:tcPr>
+            <w:tcW w:type="dxa" w:w="5169"/>
+            <w:gridSpan w:val="2"/>
+            <w:tcBorders>
+              <w:top w:val="single" w:color="333333" w:sz="4"/>
+              <w:left w:val="single" w:color="333333" w:sz="4"/>
+              <w:bottom w:val="single" w:color="333333" w:sz="4"/>
+              <w:right w:val="single" w:color="333333" w:sz="4"/>
+            </w:tcBorders>
+            <w:tcMar>
+              <w:top w:type="dxa" w:w="100"/>
+              <w:left w:type="dxa" w:w="100"/>
+              <w:bottom w:type="dxa" w:w="100"/>
+              <w:right w:type="dxa" w:w="100"/>
+            </w:tcMar>
+            <w:vAlign w:val="center"/>
+          </w:tcPr>
+          <w:p>
+            <w:pPr>
+              <w:jc w:val="center"/>
+            </w:pPr>
+            <w:r>
+              <w:rPr>
+                <w:rFonts w:ascii="맑은 고딕" w:cs="맑은 고딕" w:eastAsia="맑은 고딕" w:hAnsi="맑은 고딕"/>
+                <w:b w:val="false"/>
+                <w:bCs w:val="false"/>
+                <w:sz w:val="21"/>
+                <w:szCs w:val="21"/>
+              </w:rPr>
+              <w:t xml:space="preserve"/>
+            </w:r>
+          </w:p>
+        </w:tc>
+        <w:tc>
+          <w:tcPr>
+            <w:tcW w:type="dxa" w:w="3615"/>
+            <w:tcBorders>
+              <w:top w:val="single" w:color="333333" w:sz="4"/>
+              <w:left w:val="single" w:color="333333" w:sz="4"/>
+              <w:bottom w:val="single" w:color="333333" w:sz="4"/>
+              <w:right w:val="single" w:color="333333" w:sz="4"/>
+            </w:tcBorders>
+            <w:tcMar>
+              <w:top w:type="dxa" w:w="100"/>
+              <w:left w:type="dxa" w:w="100"/>
+              <w:bottom w:type="dxa" w:w="100"/>
+              <w:right w:type="dxa" w:w="100"/>
+            </w:tcMar>
+            <w:vAlign w:val="center"/>
+          </w:tcPr>
+          <w:p>
+            <w:pPr>
+              <w:jc w:val="center"/>
+            </w:pPr>
+            <w:r>
+              <w:rPr>
+                <w:rFonts w:ascii="맑은 고딕" w:cs="맑은 고딕" w:eastAsia="맑은 고딕" w:hAnsi="맑은 고딕"/>
+                <w:b w:val="false"/>
+                <w:bCs w:val="false"/>
+                <w:sz w:val="21"/>
+                <w:szCs w:val="21"/>
+              </w:rPr>
+              <w:t xml:space="preserve"/>
+            </w:r>
+          </w:p>
+        </w:tc>
+      </w:tr>
+      <w:tr>
+        <w:tc>
+          <w:tcPr>
+            <w:tcW w:type="dxa" w:w="8784"/>
             <w:gridSpan w:val="3"/>
             <w:tcBorders>
               <w:top w:val="single" w:color="333333" w:sz="4"/>
@@ -2402,15 +2672,15 @@
                 <w:sz w:val="21"/>
                 <w:szCs w:val="21"/>
               </w:rPr>
-              <w:t xml:space="preserve">촬영금액</w:t>
-            </w:r>
-          </w:p>
-        </w:tc>
-      </w:tr>
-      <w:tr>
-        <w:tc>
-          <w:tcPr>
-            <w:tcW w:type="dxa" w:w="7000"/>
+              <w:t xml:space="preserve">상품 옵션 및 금액*</w:t>
+            </w:r>
+          </w:p>
+        </w:tc>
+      </w:tr>
+      <w:tr>
+        <w:tc>
+          <w:tcPr>
+            <w:tcW w:type="dxa" w:w="5169"/>
             <w:gridSpan w:val="2"/>
             <w:tcBorders>
               <w:top w:val="single" w:color="333333" w:sz="4"/>
@@ -2438,13 +2708,13 @@
                 <w:sz w:val="21"/>
                 <w:szCs w:val="21"/>
               </w:rPr>
-              <w:t xml:space="preserve">기본촬영</w:t>
-            </w:r>
-          </w:p>
-        </w:tc>
-        <w:tc>
-          <w:tcPr>
-            <w:tcW w:type="dxa" w:w="2026"/>
+              <w:t xml:space="preserve">기본촬영*</w:t>
+            </w:r>
+          </w:p>
+        </w:tc>
+        <w:tc>
+          <w:tcPr>
+            <w:tcW w:type="dxa" w:w="3615"/>
             <w:tcBorders>
               <w:top w:val="single" w:color="333333" w:sz="4"/>
               <w:left w:val="single" w:color="333333" w:sz="4"/>
@@ -2479,7 +2749,7 @@
       <w:tr>
         <w:tc>
           <w:tcPr>
-            <w:tcW w:type="dxa" w:w="2600"/>
+            <w:tcW w:type="dxa" w:w="2689"/>
             <w:tcBorders>
               <w:top w:val="single" w:color="333333" w:sz="4"/>
               <w:left w:val="single" w:color="333333" w:sz="4"/>
@@ -2507,13 +2777,13 @@
                 <w:sz w:val="21"/>
                 <w:szCs w:val="21"/>
               </w:rPr>
-              <w:t xml:space="preserve">추가옵션 1</w:t>
-            </w:r>
-          </w:p>
-        </w:tc>
-        <w:tc>
-          <w:tcPr>
-            <w:tcW w:type="dxa" w:w="4400"/>
+              <w:t xml:space="preserve">추가옵션1</w:t>
+            </w:r>
+          </w:p>
+        </w:tc>
+        <w:tc>
+          <w:tcPr>
+            <w:tcW w:type="dxa" w:w="2480"/>
             <w:tcBorders>
               <w:top w:val="single" w:color="333333" w:sz="4"/>
               <w:left w:val="single" w:color="333333" w:sz="4"/>
@@ -2546,7 +2816,7 @@
         </w:tc>
         <w:tc>
           <w:tcPr>
-            <w:tcW w:type="dxa" w:w="2026"/>
+            <w:tcW w:type="dxa" w:w="3615"/>
             <w:tcBorders>
               <w:top w:val="single" w:color="333333" w:sz="4"/>
               <w:left w:val="single" w:color="333333" w:sz="4"/>
@@ -2581,7 +2851,7 @@
       <w:tr>
         <w:tc>
           <w:tcPr>
-            <w:tcW w:type="dxa" w:w="2600"/>
+            <w:tcW w:type="dxa" w:w="2689"/>
             <w:tcBorders>
               <w:top w:val="single" w:color="333333" w:sz="4"/>
               <w:left w:val="single" w:color="333333" w:sz="4"/>
@@ -2609,13 +2879,13 @@
                 <w:sz w:val="21"/>
                 <w:szCs w:val="21"/>
               </w:rPr>
-              <w:t xml:space="preserve">추가옵션 2</w:t>
-            </w:r>
-          </w:p>
-        </w:tc>
-        <w:tc>
-          <w:tcPr>
-            <w:tcW w:type="dxa" w:w="4400"/>
+              <w:t xml:space="preserve">추가옵션2</w:t>
+            </w:r>
+          </w:p>
+        </w:tc>
+        <w:tc>
+          <w:tcPr>
+            <w:tcW w:type="dxa" w:w="2480"/>
             <w:tcBorders>
               <w:top w:val="single" w:color="333333" w:sz="4"/>
               <w:left w:val="single" w:color="333333" w:sz="4"/>
@@ -2648,7 +2918,7 @@
         </w:tc>
         <w:tc>
           <w:tcPr>
-            <w:tcW w:type="dxa" w:w="2026"/>
+            <w:tcW w:type="dxa" w:w="3615"/>
             <w:tcBorders>
               <w:top w:val="single" w:color="333333" w:sz="4"/>
               <w:left w:val="single" w:color="333333" w:sz="4"/>
@@ -2683,7 +2953,7 @@
       <w:tr>
         <w:tc>
           <w:tcPr>
-            <w:tcW w:type="dxa" w:w="2600"/>
+            <w:tcW w:type="dxa" w:w="2689"/>
             <w:tcBorders>
               <w:top w:val="single" w:color="333333" w:sz="4"/>
               <w:left w:val="single" w:color="333333" w:sz="4"/>
@@ -2711,13 +2981,13 @@
                 <w:sz w:val="21"/>
                 <w:szCs w:val="21"/>
               </w:rPr>
-              <w:t xml:space="preserve">추가옵션 3</w:t>
-            </w:r>
-          </w:p>
-        </w:tc>
-        <w:tc>
-          <w:tcPr>
-            <w:tcW w:type="dxa" w:w="4400"/>
+              <w:t xml:space="preserve">추가옵션3</w:t>
+            </w:r>
+          </w:p>
+        </w:tc>
+        <w:tc>
+          <w:tcPr>
+            <w:tcW w:type="dxa" w:w="2480"/>
             <w:tcBorders>
               <w:top w:val="single" w:color="333333" w:sz="4"/>
               <w:left w:val="single" w:color="333333" w:sz="4"/>
@@ -2750,7 +3020,7 @@
         </w:tc>
         <w:tc>
           <w:tcPr>
-            <w:tcW w:type="dxa" w:w="2026"/>
+            <w:tcW w:type="dxa" w:w="3615"/>
             <w:tcBorders>
               <w:top w:val="single" w:color="333333" w:sz="4"/>
               <w:left w:val="single" w:color="333333" w:sz="4"/>
@@ -2785,7 +3055,109 @@
       <w:tr>
         <w:tc>
           <w:tcPr>
-            <w:tcW w:type="dxa" w:w="7000"/>
+            <w:tcW w:type="dxa" w:w="2689"/>
+            <w:tcBorders>
+              <w:top w:val="single" w:color="333333" w:sz="4"/>
+              <w:left w:val="single" w:color="333333" w:sz="4"/>
+              <w:bottom w:val="single" w:color="333333" w:sz="4"/>
+              <w:right w:val="single" w:color="333333" w:sz="4"/>
+            </w:tcBorders>
+            <w:shd w:fill="F2F2F2" w:color="auto" w:val="clear"/>
+            <w:tcMar>
+              <w:top w:type="dxa" w:w="100"/>
+              <w:left w:type="dxa" w:w="100"/>
+              <w:bottom w:type="dxa" w:w="100"/>
+              <w:right w:type="dxa" w:w="100"/>
+            </w:tcMar>
+            <w:vAlign w:val="center"/>
+          </w:tcPr>
+          <w:p>
+            <w:pPr>
+              <w:jc w:val="center"/>
+            </w:pPr>
+            <w:r>
+              <w:rPr>
+                <w:rFonts w:ascii="맑은 고딕" w:cs="맑은 고딕" w:eastAsia="맑은 고딕" w:hAnsi="맑은 고딕"/>
+                <w:b w:val="false"/>
+                <w:bCs w:val="false"/>
+                <w:sz w:val="21"/>
+                <w:szCs w:val="21"/>
+              </w:rPr>
+              <w:t xml:space="preserve">추가옵션4</w:t>
+            </w:r>
+          </w:p>
+        </w:tc>
+        <w:tc>
+          <w:tcPr>
+            <w:tcW w:type="dxa" w:w="2480"/>
+            <w:tcBorders>
+              <w:top w:val="single" w:color="333333" w:sz="4"/>
+              <w:left w:val="single" w:color="333333" w:sz="4"/>
+              <w:bottom w:val="single" w:color="333333" w:sz="4"/>
+              <w:right w:val="single" w:color="333333" w:sz="4"/>
+            </w:tcBorders>
+            <w:tcMar>
+              <w:top w:type="dxa" w:w="100"/>
+              <w:left w:type="dxa" w:w="100"/>
+              <w:bottom w:type="dxa" w:w="100"/>
+              <w:right w:type="dxa" w:w="100"/>
+            </w:tcMar>
+            <w:vAlign w:val="center"/>
+          </w:tcPr>
+          <w:p>
+            <w:pPr>
+              <w:jc w:val="center"/>
+            </w:pPr>
+            <w:r>
+              <w:rPr>
+                <w:rFonts w:ascii="맑은 고딕" w:cs="맑은 고딕" w:eastAsia="맑은 고딕" w:hAnsi="맑은 고딕"/>
+                <w:b w:val="false"/>
+                <w:bCs w:val="false"/>
+                <w:sz w:val="21"/>
+                <w:szCs w:val="21"/>
+              </w:rPr>
+              <w:t xml:space="preserve">{옵션4라벨}</w:t>
+            </w:r>
+          </w:p>
+        </w:tc>
+        <w:tc>
+          <w:tcPr>
+            <w:tcW w:type="dxa" w:w="3615"/>
+            <w:tcBorders>
+              <w:top w:val="single" w:color="333333" w:sz="4"/>
+              <w:left w:val="single" w:color="333333" w:sz="4"/>
+              <w:bottom w:val="single" w:color="333333" w:sz="4"/>
+              <w:right w:val="single" w:color="333333" w:sz="4"/>
+            </w:tcBorders>
+            <w:tcMar>
+              <w:top w:type="dxa" w:w="100"/>
+              <w:left w:type="dxa" w:w="100"/>
+              <w:bottom w:type="dxa" w:w="100"/>
+              <w:right w:type="dxa" w:w="100"/>
+            </w:tcMar>
+            <w:vAlign w:val="center"/>
+          </w:tcPr>
+          <w:p>
+            <w:pPr>
+              <w:jc w:val="center"/>
+            </w:pPr>
+            <w:r>
+              <w:rPr>
+                <w:rFonts w:ascii="맑은 고딕" w:cs="맑은 고딕" w:eastAsia="맑은 고딕" w:hAnsi="맑은 고딕"/>
+                <w:b w:val="false"/>
+                <w:bCs w:val="false"/>
+                <w:sz w:val="21"/>
+                <w:szCs w:val="21"/>
+              </w:rPr>
+              <w:t xml:space="preserve">₩{옵션4금액}</w:t>
+            </w:r>
+          </w:p>
+        </w:tc>
+      </w:tr>
+      <w:tr>
+        <w:tc>
+          <w:tcPr>
+            <w:tcW w:type="dxa" w:w="5169"/>
             <w:gridSpan w:val="2"/>
             <w:tcBorders>
               <w:top w:val="single" w:color="333333" w:sz="4"/>
@@ -2820,7 +3192,7 @@
         </w:tc>
         <w:tc>
           <w:tcPr>
-            <w:tcW w:type="dxa" w:w="2026"/>
+            <w:tcW w:type="dxa" w:w="3615"/>
             <w:tcBorders>
               <w:top w:val="single" w:color="333333" w:sz="4"/>
               <w:left w:val="single" w:color="333333" w:sz="4"/>
@@ -2852,155 +3224,179 @@
           </w:p>
         </w:tc>
       </w:tr>
+      <w:tr>
+        <w:tc>
+          <w:tcPr>
+            <w:tcW w:type="dxa" w:w="8784"/>
+            <w:gridSpan w:val="3"/>
+            <w:tcBorders>
+              <w:top w:val="single" w:color="333333" w:sz="4"/>
+              <w:left w:val="single" w:color="333333" w:sz="4"/>
+              <w:bottom w:val="single" w:color="333333" w:sz="4"/>
+              <w:right w:val="single" w:color="333333" w:sz="4"/>
+            </w:tcBorders>
+            <w:tcMar>
+              <w:top w:type="dxa" w:w="100"/>
+              <w:left w:type="dxa" w:w="100"/>
+              <w:bottom w:type="dxa" w:w="100"/>
+              <w:right w:type="dxa" w:w="100"/>
+            </w:tcMar>
+            <w:vAlign w:val="center"/>
+          </w:tcPr>
+          <w:p>
+            <w:pPr>
+              <w:jc w:val="left"/>
+            </w:pPr>
+            <w:r>
+              <w:rPr>
+                <w:rFonts w:ascii="맑은 고딕" w:cs="맑은 고딕" w:eastAsia="맑은 고딕" w:hAnsi="맑은 고딕"/>
+                <w:b w:val="false"/>
+                <w:bCs w:val="false"/>
+                <w:sz w:val="18"/>
+                <w:szCs w:val="18"/>
+              </w:rPr>
+              <w:t xml:space="preserve">*입금계좌: {계좌}</w:t>
+            </w:r>
+          </w:p>
+        </w:tc>
+      </w:tr>
+      <w:tr>
+        <w:tc>
+          <w:tcPr>
+            <w:tcW w:type="dxa" w:w="2689"/>
+            <w:tcBorders>
+              <w:top w:val="single" w:color="333333" w:sz="4"/>
+              <w:left w:val="single" w:color="333333" w:sz="4"/>
+              <w:bottom w:val="single" w:color="333333" w:sz="4"/>
+              <w:right w:val="single" w:color="333333" w:sz="4"/>
+            </w:tcBorders>
+            <w:shd w:fill="F2F2F2" w:color="auto" w:val="clear"/>
+            <w:tcMar>
+              <w:top w:type="dxa" w:w="100"/>
+              <w:left w:type="dxa" w:w="100"/>
+              <w:bottom w:type="dxa" w:w="100"/>
+              <w:right w:type="dxa" w:w="100"/>
+            </w:tcMar>
+            <w:vAlign w:val="center"/>
+          </w:tcPr>
+          <w:p>
+            <w:pPr>
+              <w:jc w:val="center"/>
+            </w:pPr>
+            <w:r>
+              <w:rPr>
+                <w:rFonts w:ascii="맑은 고딕" w:cs="맑은 고딕" w:eastAsia="맑은 고딕" w:hAnsi="맑은 고딕"/>
+                <w:b w:val="false"/>
+                <w:bCs w:val="false"/>
+                <w:sz w:val="21"/>
+                <w:szCs w:val="21"/>
+              </w:rPr>
+              <w:t xml:space="preserve">완성본의 '푸르른 스튜디오'</w:t>
+            </w:r>
+          </w:p>
+          <w:p>
+            <w:pPr>
+              <w:jc w:val="center"/>
+            </w:pPr>
+            <w:r>
+              <w:rPr>
+                <w:rFonts w:ascii="맑은 고딕" w:cs="맑은 고딕" w:eastAsia="맑은 고딕" w:hAnsi="맑은 고딕"/>
+                <w:b w:val="false"/>
+                <w:bCs w:val="false"/>
+                <w:sz w:val="21"/>
+                <w:szCs w:val="21"/>
+              </w:rPr>
+              <w:t xml:space="preserve">인스타그램 게시*</w:t>
+            </w:r>
+          </w:p>
+        </w:tc>
+        <w:tc>
+          <w:tcPr>
+            <w:tcW w:type="dxa" w:w="6095"/>
+            <w:gridSpan w:val="2"/>
+            <w:tcBorders>
+              <w:top w:val="single" w:color="333333" w:sz="4"/>
+              <w:left w:val="single" w:color="333333" w:sz="4"/>
+              <w:bottom w:val="single" w:color="333333" w:sz="4"/>
+              <w:right w:val="single" w:color="333333" w:sz="4"/>
+            </w:tcBorders>
+            <w:tcMar>
+              <w:top w:type="dxa" w:w="100"/>
+              <w:left w:type="dxa" w:w="100"/>
+              <w:bottom w:type="dxa" w:w="100"/>
+              <w:right w:type="dxa" w:w="100"/>
+            </w:tcMar>
+            <w:vAlign w:val="center"/>
+          </w:tcPr>
+          <w:p>
+            <w:pPr>
+              <w:jc w:val="center"/>
+            </w:pPr>
+            <w:r>
+              <w:rPr>
+                <w:rFonts w:ascii="맑은 고딕" w:cs="맑은 고딕" w:eastAsia="맑은 고딕" w:hAnsi="맑은 고딕"/>
+                <w:b w:val="false"/>
+                <w:bCs w:val="false"/>
+                <w:sz w:val="21"/>
+                <w:szCs w:val="21"/>
+              </w:rPr>
+              <w:t xml:space="preserve">{SNS동의}</w:t>
+            </w:r>
+          </w:p>
+        </w:tc>
+      </w:tr>
+      <w:tr>
+        <w:tc>
+          <w:tcPr>
+            <w:tcW w:type="dxa" w:w="8784"/>
+            <w:gridSpan w:val="3"/>
+            <w:tcBorders>
+              <w:top w:val="single" w:color="333333" w:sz="4"/>
+              <w:left w:val="single" w:color="333333" w:sz="4"/>
+              <w:bottom w:val="single" w:color="333333" w:sz="4"/>
+              <w:right w:val="single" w:color="333333" w:sz="4"/>
+            </w:tcBorders>
+            <w:tcMar>
+              <w:top w:type="dxa" w:w="100"/>
+              <w:left w:type="dxa" w:w="100"/>
+              <w:bottom w:type="dxa" w:w="100"/>
+              <w:right w:type="dxa" w:w="100"/>
+            </w:tcMar>
+            <w:vAlign w:val="center"/>
+          </w:tcPr>
+          <w:p>
+            <w:pPr>
+              <w:jc w:val="center"/>
+            </w:pPr>
+            <w:r>
+              <w:rPr>
+                <w:rFonts w:ascii="맑은 고딕" w:cs="맑은 고딕" w:eastAsia="맑은 고딕" w:hAnsi="맑은 고딕"/>
+                <w:b w:val="false"/>
+                <w:bCs w:val="false"/>
+                <w:sz w:val="21"/>
+                <w:szCs w:val="21"/>
+              </w:rPr>
+              <w:t xml:space="preserve">위와 같이 촬영을 완료하였음을 확인합니다.</w:t>
+            </w:r>
+          </w:p>
+          <w:p>
+            <w:pPr>
+              <w:jc w:val="center"/>
+            </w:pPr>
+            <w:r>
+              <w:rPr>
+                <w:rFonts w:ascii="맑은 고딕" w:cs="맑은 고딕" w:eastAsia="맑은 고딕" w:hAnsi="맑은 고딕"/>
+                <w:b w:val="false"/>
+                <w:bCs w:val="false"/>
+                <w:sz w:val="21"/>
+                <w:szCs w:val="21"/>
+              </w:rPr>
+              <w:t xml:space="preserve">20     .      .      .      (인)</w:t>
+            </w:r>
+          </w:p>
+        </w:tc>
+      </w:tr>
     </w:tbl>
-    <w:p>
-      <w:pPr>
-        <w:spacing w:after="200" w:before="80"/>
-      </w:pPr>
-      <w:r>
-        <w:rPr>
-          <w:rFonts w:ascii="맑은 고딕" w:cs="맑은 고딕" w:eastAsia="맑은 고딕" w:hAnsi="맑은 고딕"/>
-          <w:sz w:val="18"/>
-          <w:szCs w:val="18"/>
-        </w:rPr>
-        <w:t xml:space="preserve">*입금계좌: </w:t>
-      </w:r>
-      <w:r>
-        <w:rPr>
-          <w:rFonts w:ascii="맑은 고딕" w:cs="맑은 고딕" w:eastAsia="맑은 고딕" w:hAnsi="맑은 고딕"/>
-          <w:b/>
-          <w:bCs/>
-          <w:sz w:val="18"/>
-          <w:szCs w:val="18"/>
-        </w:rPr>
-        <w:t xml:space="preserve">{계좌}</w:t>
-      </w:r>
-    </w:p>
-    <w:tbl>
-      <w:tblPr>
-        <w:tblW w:type="dxa" w:w="9026"/>
-        <w:tblBorders>
-          <w:top w:val="single" w:color="auto" w:sz="4"/>
-          <w:left w:val="single" w:color="auto" w:sz="4"/>
-          <w:bottom w:val="single" w:color="auto" w:sz="4"/>
-          <w:right w:val="single" w:color="auto" w:sz="4"/>
-          <w:insideH w:val="single" w:color="auto" w:sz="4"/>
-          <w:insideV w:val="single" w:color="auto" w:sz="4"/>
-        </w:tblBorders>
-      </w:tblPr>
-      <w:tblGrid>
-        <w:gridCol w:w="2600"/>
-        <w:gridCol w:w="4400"/>
-        <w:gridCol w:w="2026"/>
-      </w:tblGrid>
-      <w:tr>
-        <w:tc>
-          <w:tcPr>
-            <w:tcW w:type="dxa" w:w="2600"/>
-            <w:tcBorders>
-              <w:top w:val="single" w:color="333333" w:sz="4"/>
-              <w:left w:val="single" w:color="333333" w:sz="4"/>
-              <w:bottom w:val="single" w:color="333333" w:sz="4"/>
-              <w:right w:val="single" w:color="333333" w:sz="4"/>
-            </w:tcBorders>
-            <w:shd w:fill="F2F2F2" w:color="auto" w:val="clear"/>
-            <w:tcMar>
-              <w:top w:type="dxa" w:w="100"/>
-              <w:left w:type="dxa" w:w="100"/>
-              <w:bottom w:type="dxa" w:w="100"/>
-              <w:right w:type="dxa" w:w="100"/>
-            </w:tcMar>
-            <w:vAlign w:val="center"/>
-          </w:tcPr>
-          <w:p>
-            <w:pPr>
-              <w:jc w:val="center"/>
-            </w:pPr>
-            <w:r>
-              <w:rPr>
-                <w:rFonts w:ascii="맑은 고딕" w:cs="맑은 고딕" w:eastAsia="맑은 고딕" w:hAnsi="맑은 고딕"/>
-                <w:b w:val="false"/>
-                <w:bCs w:val="false"/>
-                <w:sz w:val="21"/>
-                <w:szCs w:val="21"/>
-              </w:rPr>
-              <w:t xml:space="preserve">완성본의 '푸르른 스튜디</w:t>
-            </w:r>
-          </w:p>
-          <w:p>
-            <w:pPr>
-              <w:jc w:val="center"/>
-            </w:pPr>
-            <w:r>
-              <w:rPr>
-                <w:rFonts w:ascii="맑은 고딕" w:cs="맑은 고딕" w:eastAsia="맑은 고딕" w:hAnsi="맑은 고딕"/>
-                <w:b w:val="false"/>
-                <w:bCs w:val="false"/>
-                <w:sz w:val="21"/>
-                <w:szCs w:val="21"/>
-              </w:rPr>
-              <w:t xml:space="preserve">오' 인스타그램 게시</w:t>
-            </w:r>
-          </w:p>
-        </w:tc>
-        <w:tc>
-          <w:tcPr>
-            <w:tcW w:type="dxa" w:w="6426"/>
-            <w:gridSpan w:val="2"/>
-            <w:tcBorders>
-              <w:top w:val="single" w:color="333333" w:sz="4"/>
-              <w:left w:val="single" w:color="333333" w:sz="4"/>
-              <w:bottom w:val="single" w:color="333333" w:sz="4"/>
-              <w:right w:val="single" w:color="333333" w:sz="4"/>
-            </w:tcBorders>
-            <w:tcMar>
-              <w:top w:type="dxa" w:w="100"/>
-              <w:left w:type="dxa" w:w="100"/>
-              <w:bottom w:type="dxa" w:w="100"/>
-              <w:right w:type="dxa" w:w="100"/>
-            </w:tcMar>
-            <w:vAlign w:val="center"/>
-          </w:tcPr>
-          <w:p>
-            <w:pPr>
-              <w:jc w:val="center"/>
-            </w:pPr>
-            <w:r>
-              <w:rPr>
-                <w:rFonts w:ascii="맑은 고딕" w:cs="맑은 고딕" w:eastAsia="맑은 고딕" w:hAnsi="맑은 고딕"/>
-                <w:b w:val="false"/>
-                <w:bCs w:val="false"/>
-                <w:sz w:val="21"/>
-                <w:szCs w:val="21"/>
-              </w:rPr>
-              <w:t xml:space="preserve">{SNS동의}</w:t>
-            </w:r>
-          </w:p>
-        </w:tc>
-      </w:tr>
-    </w:tbl>
-    <w:p>
-      <w:pPr>
-        <w:spacing w:before="600"/>
-        <w:ind w:left="1800"/>
-      </w:pPr>
-      <w:r>
-        <w:rPr>
-          <w:rFonts w:ascii="맑은 고딕" w:cs="맑은 고딕" w:eastAsia="맑은 고딕" w:hAnsi="맑은 고딕"/>
-          <w:sz w:val="24"/>
-          <w:szCs w:val="24"/>
-        </w:rPr>
-        <w:t xml:space="preserve">20</w:t>
-      </w:r>
-      <w:r>
-        <w:rPr>
-          <w:rFonts w:ascii="맑은 고딕" w:cs="맑은 고딕" w:eastAsia="맑은 고딕" w:hAnsi="맑은 고딕"/>
-          <w:sz w:val="24"/>
-          <w:szCs w:val="24"/>
-        </w:rPr>
-        <w:t xml:space="preserve">        .        .        .</w:t>
-      </w:r>
-    </w:p>
     <w:sectPr>
       <w:pgSz w:w="11906" w:h="16838" w:orient="portrait"/>
       <w:pgMar w:top="1440" w:right="1440" w:bottom="1440" w:left="1440" w:header="708" w:footer="708" w:gutter="0"/>
